--- a/garantia-qualidade-software/atividade-14/Atividade14_Defect_Triage.docx
+++ b/garantia-qualidade-software/atividade-14/Atividade14_Defect_Triage.docx
@@ -210,7 +210,7 @@
                 <w:i w:val="0"/>
                 <w:sz w:val="20"/>
               </w:rPr>
-              <w:t>01/10/2026</w:t>
+              <w:t>03/10/2026</w:t>
             </w:r>
           </w:p>
         </w:tc>
@@ -246,7 +246,7 @@
                 <w:i w:val="0"/>
                 <w:sz w:val="20"/>
               </w:rPr>
-              <w:t>Alberto da Silva — QA (apresentou os defeitos, severidade e evidências)</w:t>
+              <w:t>Beto da Silva — QA (apresentou os defeitos, severidade e evidências)</w:t>
             </w:r>
           </w:p>
           <w:p>
@@ -901,128 +901,7 @@
                 <w:i w:val="0"/>
                 <w:sz w:val="20"/>
               </w:rPr>
-              <w:t>BUG-003</w:t>
-            </w:r>
-          </w:p>
-        </w:tc>
-        <w:tc>
-          <w:tcPr>
-            <w:tcW w:type="dxa" w:w="1440"/>
-          </w:tcPr>
-          <w:p>
-            <w:r/>
-            <w:r>
-              <w:rPr>
-                <w:rFonts w:ascii="Calibri" w:hAnsi="Calibri"/>
-                <w:b w:val="0"/>
-                <w:i w:val="0"/>
-                <w:sz w:val="20"/>
-              </w:rPr>
-              <w:t>Crítica</w:t>
-            </w:r>
-          </w:p>
-        </w:tc>
-        <w:tc>
-          <w:tcPr>
-            <w:tcW w:type="dxa" w:w="1296"/>
-          </w:tcPr>
-          <w:p>
-            <w:r/>
-            <w:r>
-              <w:rPr>
-                <w:rFonts w:ascii="Calibri" w:hAnsi="Calibri"/>
-                <w:b w:val="0"/>
-                <w:i w:val="0"/>
-                <w:sz w:val="20"/>
-              </w:rPr>
-              <w:t>Alta</w:t>
-            </w:r>
-          </w:p>
-        </w:tc>
-        <w:tc>
-          <w:tcPr>
-            <w:tcW w:type="dxa" w:w="1152"/>
-          </w:tcPr>
-          <w:p>
-            <w:r/>
-            <w:r>
-              <w:rPr>
-                <w:rFonts w:ascii="Calibri" w:hAnsi="Calibri"/>
-                <w:b w:val="0"/>
-                <w:i w:val="0"/>
-                <w:sz w:val="20"/>
-              </w:rPr>
-              <w:t>Alto</w:t>
-            </w:r>
-          </w:p>
-        </w:tc>
-        <w:tc>
-          <w:tcPr>
-            <w:tcW w:type="dxa" w:w="1152"/>
-          </w:tcPr>
-          <w:p>
-            <w:r/>
-            <w:r>
-              <w:rPr>
-                <w:rFonts w:ascii="Calibri" w:hAnsi="Calibri"/>
-                <w:b w:val="0"/>
-                <w:i w:val="0"/>
-                <w:sz w:val="20"/>
-              </w:rPr>
-              <w:t>Alto</w:t>
-            </w:r>
-          </w:p>
-        </w:tc>
-        <w:tc>
-          <w:tcPr>
-            <w:tcW w:type="dxa" w:w="1152"/>
-          </w:tcPr>
-          <w:p>
-            <w:r/>
-            <w:r>
-              <w:rPr>
-                <w:rFonts w:ascii="Calibri" w:hAnsi="Calibri"/>
-                <w:b w:val="0"/>
-                <w:i w:val="0"/>
-                <w:sz w:val="20"/>
-              </w:rPr>
-              <w:t>Médio</w:t>
-            </w:r>
-          </w:p>
-        </w:tc>
-        <w:tc>
-          <w:tcPr>
-            <w:tcW w:type="dxa" w:w="2304"/>
-          </w:tcPr>
-          <w:p>
-            <w:r/>
-            <w:r>
-              <w:rPr>
-                <w:rFonts w:ascii="Calibri" w:hAnsi="Calibri"/>
-                <w:b w:val="0"/>
-                <w:i w:val="0"/>
-                <w:sz w:val="20"/>
-              </w:rPr>
-              <w:t>Corrigir agora</w:t>
-            </w:r>
-          </w:p>
-        </w:tc>
-      </w:tr>
-      <w:tr>
-        <w:tc>
-          <w:tcPr>
-            <w:tcW w:type="dxa" w:w="1296"/>
-          </w:tcPr>
-          <w:p>
-            <w:r/>
-            <w:r>
-              <w:rPr>
-                <w:rFonts w:ascii="Calibri" w:hAnsi="Calibri"/>
-                <w:b w:val="0"/>
-                <w:i w:val="0"/>
-                <w:sz w:val="20"/>
-              </w:rPr>
-              <w:t>BUG-001</w:t>
+              <w:t>BUG-002</w:t>
             </w:r>
           </w:p>
         </w:tc>
@@ -1073,7 +952,7 @@
                 <w:i w:val="0"/>
                 <w:sz w:val="20"/>
               </w:rPr>
-              <w:t>Baixo</w:t>
+              <w:t>Médio</w:t>
             </w:r>
           </w:p>
         </w:tc>
@@ -1143,7 +1022,249 @@
                 <w:i w:val="0"/>
                 <w:sz w:val="20"/>
               </w:rPr>
-              <w:t>BUG-004</w:t>
+              <w:t>BUG-001</w:t>
+            </w:r>
+          </w:p>
+        </w:tc>
+        <w:tc>
+          <w:tcPr>
+            <w:tcW w:type="dxa" w:w="1440"/>
+          </w:tcPr>
+          <w:p>
+            <w:r/>
+            <w:r>
+              <w:rPr>
+                <w:rFonts w:ascii="Calibri" w:hAnsi="Calibri"/>
+                <w:b w:val="0"/>
+                <w:i w:val="0"/>
+                <w:sz w:val="20"/>
+              </w:rPr>
+              <w:t>Média</w:t>
+            </w:r>
+          </w:p>
+        </w:tc>
+        <w:tc>
+          <w:tcPr>
+            <w:tcW w:type="dxa" w:w="1296"/>
+          </w:tcPr>
+          <w:p>
+            <w:r/>
+            <w:r>
+              <w:rPr>
+                <w:rFonts w:ascii="Calibri" w:hAnsi="Calibri"/>
+                <w:b w:val="0"/>
+                <w:i w:val="0"/>
+                <w:sz w:val="20"/>
+              </w:rPr>
+              <w:t>Média</w:t>
+            </w:r>
+          </w:p>
+        </w:tc>
+        <w:tc>
+          <w:tcPr>
+            <w:tcW w:type="dxa" w:w="1152"/>
+          </w:tcPr>
+          <w:p>
+            <w:r/>
+            <w:r>
+              <w:rPr>
+                <w:rFonts w:ascii="Calibri" w:hAnsi="Calibri"/>
+                <w:b w:val="0"/>
+                <w:i w:val="0"/>
+                <w:sz w:val="20"/>
+              </w:rPr>
+              <w:t>Baixo</w:t>
+            </w:r>
+          </w:p>
+        </w:tc>
+        <w:tc>
+          <w:tcPr>
+            <w:tcW w:type="dxa" w:w="1152"/>
+          </w:tcPr>
+          <w:p>
+            <w:r/>
+            <w:r>
+              <w:rPr>
+                <w:rFonts w:ascii="Calibri" w:hAnsi="Calibri"/>
+                <w:b w:val="0"/>
+                <w:i w:val="0"/>
+                <w:sz w:val="20"/>
+              </w:rPr>
+              <w:t>Médio</w:t>
+            </w:r>
+          </w:p>
+        </w:tc>
+        <w:tc>
+          <w:tcPr>
+            <w:tcW w:type="dxa" w:w="1152"/>
+          </w:tcPr>
+          <w:p>
+            <w:r/>
+            <w:r>
+              <w:rPr>
+                <w:rFonts w:ascii="Calibri" w:hAnsi="Calibri"/>
+                <w:b w:val="0"/>
+                <w:i w:val="0"/>
+                <w:sz w:val="20"/>
+              </w:rPr>
+              <w:t>Baixo</w:t>
+            </w:r>
+          </w:p>
+        </w:tc>
+        <w:tc>
+          <w:tcPr>
+            <w:tcW w:type="dxa" w:w="2304"/>
+          </w:tcPr>
+          <w:p>
+            <w:r/>
+            <w:r>
+              <w:rPr>
+                <w:rFonts w:ascii="Calibri" w:hAnsi="Calibri"/>
+                <w:b w:val="0"/>
+                <w:i w:val="0"/>
+                <w:sz w:val="20"/>
+              </w:rPr>
+              <w:t>Corrigir na próxima release</w:t>
+            </w:r>
+          </w:p>
+        </w:tc>
+      </w:tr>
+      <w:tr>
+        <w:tc>
+          <w:tcPr>
+            <w:tcW w:type="dxa" w:w="1296"/>
+          </w:tcPr>
+          <w:p>
+            <w:r/>
+            <w:r>
+              <w:rPr>
+                <w:rFonts w:ascii="Calibri" w:hAnsi="Calibri"/>
+                <w:b w:val="0"/>
+                <w:i w:val="0"/>
+                <w:sz w:val="20"/>
+              </w:rPr>
+              <w:t>BUG-003</w:t>
+            </w:r>
+          </w:p>
+        </w:tc>
+        <w:tc>
+          <w:tcPr>
+            <w:tcW w:type="dxa" w:w="1440"/>
+          </w:tcPr>
+          <w:p>
+            <w:r/>
+            <w:r>
+              <w:rPr>
+                <w:rFonts w:ascii="Calibri" w:hAnsi="Calibri"/>
+                <w:b w:val="0"/>
+                <w:i w:val="0"/>
+                <w:sz w:val="20"/>
+              </w:rPr>
+              <w:t>Média</w:t>
+            </w:r>
+          </w:p>
+        </w:tc>
+        <w:tc>
+          <w:tcPr>
+            <w:tcW w:type="dxa" w:w="1296"/>
+          </w:tcPr>
+          <w:p>
+            <w:r/>
+            <w:r>
+              <w:rPr>
+                <w:rFonts w:ascii="Calibri" w:hAnsi="Calibri"/>
+                <w:b w:val="0"/>
+                <w:i w:val="0"/>
+                <w:sz w:val="20"/>
+              </w:rPr>
+              <w:t>Média</w:t>
+            </w:r>
+          </w:p>
+        </w:tc>
+        <w:tc>
+          <w:tcPr>
+            <w:tcW w:type="dxa" w:w="1152"/>
+          </w:tcPr>
+          <w:p>
+            <w:r/>
+            <w:r>
+              <w:rPr>
+                <w:rFonts w:ascii="Calibri" w:hAnsi="Calibri"/>
+                <w:b w:val="0"/>
+                <w:i w:val="0"/>
+                <w:sz w:val="20"/>
+              </w:rPr>
+              <w:t>Baixo</w:t>
+            </w:r>
+          </w:p>
+        </w:tc>
+        <w:tc>
+          <w:tcPr>
+            <w:tcW w:type="dxa" w:w="1152"/>
+          </w:tcPr>
+          <w:p>
+            <w:r/>
+            <w:r>
+              <w:rPr>
+                <w:rFonts w:ascii="Calibri" w:hAnsi="Calibri"/>
+                <w:b w:val="0"/>
+                <w:i w:val="0"/>
+                <w:sz w:val="20"/>
+              </w:rPr>
+              <w:t>Médio</w:t>
+            </w:r>
+          </w:p>
+        </w:tc>
+        <w:tc>
+          <w:tcPr>
+            <w:tcW w:type="dxa" w:w="1152"/>
+          </w:tcPr>
+          <w:p>
+            <w:r/>
+            <w:r>
+              <w:rPr>
+                <w:rFonts w:ascii="Calibri" w:hAnsi="Calibri"/>
+                <w:b w:val="0"/>
+                <w:i w:val="0"/>
+                <w:sz w:val="20"/>
+              </w:rPr>
+              <w:t>Baixo</w:t>
+            </w:r>
+          </w:p>
+        </w:tc>
+        <w:tc>
+          <w:tcPr>
+            <w:tcW w:type="dxa" w:w="2304"/>
+          </w:tcPr>
+          <w:p>
+            <w:r/>
+            <w:r>
+              <w:rPr>
+                <w:rFonts w:ascii="Calibri" w:hAnsi="Calibri"/>
+                <w:b w:val="0"/>
+                <w:i w:val="0"/>
+                <w:sz w:val="20"/>
+              </w:rPr>
+              <w:t>Corrigir na próxima release</w:t>
+            </w:r>
+          </w:p>
+        </w:tc>
+      </w:tr>
+      <w:tr>
+        <w:tc>
+          <w:tcPr>
+            <w:tcW w:type="dxa" w:w="1296"/>
+          </w:tcPr>
+          <w:p>
+            <w:r/>
+            <w:r>
+              <w:rPr>
+                <w:rFonts w:ascii="Calibri" w:hAnsi="Calibri"/>
+                <w:b w:val="0"/>
+                <w:i w:val="0"/>
+                <w:sz w:val="20"/>
+              </w:rPr>
+              <w:t>BUG-005</w:t>
             </w:r>
           </w:p>
         </w:tc>
@@ -1264,7 +1385,7 @@
                 <w:i w:val="0"/>
                 <w:sz w:val="20"/>
               </w:rPr>
-              <w:t>BUG-005</w:t>
+              <w:t>BUG-004</w:t>
             </w:r>
           </w:p>
         </w:tc>
@@ -1298,128 +1419,7 @@
                 <w:i w:val="0"/>
                 <w:sz w:val="20"/>
               </w:rPr>
-              <w:t>Baixa</w:t>
-            </w:r>
-          </w:p>
-        </w:tc>
-        <w:tc>
-          <w:tcPr>
-            <w:tcW w:type="dxa" w:w="1152"/>
-          </w:tcPr>
-          <w:p>
-            <w:r/>
-            <w:r>
-              <w:rPr>
-                <w:rFonts w:ascii="Calibri" w:hAnsi="Calibri"/>
-                <w:b w:val="0"/>
-                <w:i w:val="0"/>
-                <w:sz w:val="20"/>
-              </w:rPr>
-              <w:t>Médio</w:t>
-            </w:r>
-          </w:p>
-        </w:tc>
-        <w:tc>
-          <w:tcPr>
-            <w:tcW w:type="dxa" w:w="1152"/>
-          </w:tcPr>
-          <w:p>
-            <w:r/>
-            <w:r>
-              <w:rPr>
-                <w:rFonts w:ascii="Calibri" w:hAnsi="Calibri"/>
-                <w:b w:val="0"/>
-                <w:i w:val="0"/>
-                <w:sz w:val="20"/>
-              </w:rPr>
-              <w:t>Baixo</w:t>
-            </w:r>
-          </w:p>
-        </w:tc>
-        <w:tc>
-          <w:tcPr>
-            <w:tcW w:type="dxa" w:w="1152"/>
-          </w:tcPr>
-          <w:p>
-            <w:r/>
-            <w:r>
-              <w:rPr>
-                <w:rFonts w:ascii="Calibri" w:hAnsi="Calibri"/>
-                <w:b w:val="0"/>
-                <w:i w:val="0"/>
-                <w:sz w:val="20"/>
-              </w:rPr>
-              <w:t>Baixo</w:t>
-            </w:r>
-          </w:p>
-        </w:tc>
-        <w:tc>
-          <w:tcPr>
-            <w:tcW w:type="dxa" w:w="2304"/>
-          </w:tcPr>
-          <w:p>
-            <w:r/>
-            <w:r>
-              <w:rPr>
-                <w:rFonts w:ascii="Calibri" w:hAnsi="Calibri"/>
-                <w:b w:val="0"/>
-                <w:i w:val="0"/>
-                <w:sz w:val="20"/>
-              </w:rPr>
-              <w:t>Corrigir na próxima release</w:t>
-            </w:r>
-          </w:p>
-        </w:tc>
-      </w:tr>
-      <w:tr>
-        <w:tc>
-          <w:tcPr>
-            <w:tcW w:type="dxa" w:w="1296"/>
-          </w:tcPr>
-          <w:p>
-            <w:r/>
-            <w:r>
-              <w:rPr>
-                <w:rFonts w:ascii="Calibri" w:hAnsi="Calibri"/>
-                <w:b w:val="0"/>
-                <w:i w:val="0"/>
-                <w:sz w:val="20"/>
-              </w:rPr>
-              <w:t>BUG-002</w:t>
-            </w:r>
-          </w:p>
-        </w:tc>
-        <w:tc>
-          <w:tcPr>
-            <w:tcW w:type="dxa" w:w="1440"/>
-          </w:tcPr>
-          <w:p>
-            <w:r/>
-            <w:r>
-              <w:rPr>
-                <w:rFonts w:ascii="Calibri" w:hAnsi="Calibri"/>
-                <w:b w:val="0"/>
-                <w:i w:val="0"/>
-                <w:sz w:val="20"/>
-              </w:rPr>
-              <w:t>Baixa</w:t>
-            </w:r>
-          </w:p>
-        </w:tc>
-        <w:tc>
-          <w:tcPr>
-            <w:tcW w:type="dxa" w:w="1296"/>
-          </w:tcPr>
-          <w:p>
-            <w:r/>
-            <w:r>
-              <w:rPr>
-                <w:rFonts w:ascii="Calibri" w:hAnsi="Calibri"/>
-                <w:b w:val="0"/>
-                <w:i w:val="0"/>
-                <w:sz w:val="20"/>
-              </w:rPr>
-              <w:t>Baixa</w:t>
+              <w:t>Média</w:t>
             </w:r>
           </w:p>
         </w:tc>
@@ -1640,94 +1640,7 @@
                 <w:i w:val="0"/>
                 <w:sz w:val="20"/>
               </w:rPr>
-              <w:t>BUG-003</w:t>
-            </w:r>
-          </w:p>
-        </w:tc>
-        <w:tc>
-          <w:tcPr>
-            <w:tcW w:type="dxa" w:w="1440"/>
-          </w:tcPr>
-          <w:p>
-            <w:r/>
-            <w:r>
-              <w:rPr>
-                <w:rFonts w:ascii="Calibri" w:hAnsi="Calibri"/>
-                <w:b w:val="0"/>
-                <w:i w:val="0"/>
-                <w:sz w:val="20"/>
-              </w:rPr>
-              <w:t>Crítica</w:t>
-            </w:r>
-          </w:p>
-        </w:tc>
-        <w:tc>
-          <w:tcPr>
-            <w:tcW w:type="dxa" w:w="1296"/>
-          </w:tcPr>
-          <w:p>
-            <w:r/>
-            <w:r>
-              <w:rPr>
-                <w:rFonts w:ascii="Calibri" w:hAnsi="Calibri"/>
-                <w:b w:val="0"/>
-                <w:i w:val="0"/>
-                <w:sz w:val="20"/>
-              </w:rPr>
-              <w:t>Alta</w:t>
-            </w:r>
-          </w:p>
-        </w:tc>
-        <w:tc>
-          <w:tcPr>
-            <w:tcW w:type="dxa" w:w="2016"/>
-          </w:tcPr>
-          <w:p>
-            <w:r/>
-            <w:r>
-              <w:rPr>
-                <w:rFonts w:ascii="Calibri" w:hAnsi="Calibri"/>
-                <w:b w:val="0"/>
-                <w:i w:val="0"/>
-                <w:sz w:val="20"/>
-              </w:rPr>
-              <w:t>Corrigir agora</w:t>
-            </w:r>
-          </w:p>
-        </w:tc>
-        <w:tc>
-          <w:tcPr>
-            <w:tcW w:type="dxa" w:w="4032"/>
-          </w:tcPr>
-          <w:p>
-            <w:r/>
-            <w:r>
-              <w:rPr>
-                <w:rFonts w:ascii="Calibri" w:hAnsi="Calibri"/>
-                <w:b w:val="0"/>
-                <w:i w:val="0"/>
-                <w:sz w:val="20"/>
-              </w:rPr>
-              <w:t>Bloqueia 100% das compras pra quem usa essa conta de teste. É a funcionalidade mais crítica do sistema (checkout), então entra antes de tudo.</w:t>
-            </w:r>
-          </w:p>
-        </w:tc>
-      </w:tr>
-      <w:tr>
-        <w:tc>
-          <w:tcPr>
-            <w:tcW w:type="dxa" w:w="1296"/>
-          </w:tcPr>
-          <w:p>
-            <w:r/>
-            <w:r>
-              <w:rPr>
-                <w:rFonts w:ascii="Calibri" w:hAnsi="Calibri"/>
-                <w:b w:val="0"/>
-                <w:i w:val="0"/>
-                <w:sz w:val="20"/>
-              </w:rPr>
-              <w:t>BUG-001</w:t>
+              <w:t>BUG-002</w:t>
             </w:r>
           </w:p>
         </w:tc>
@@ -1795,7 +1708,268 @@
                 <w:i w:val="0"/>
                 <w:sz w:val="20"/>
               </w:rPr>
-              <w:t>Imagem errada confunde o cliente na hora de decidir o que comprar e pode gerar devolução. Correção simples (é só trocar o array de imagens), custo baixo.</w:t>
+              <w:t>Permite concluir um pedido com carrinho vazio e valor $0 — falha de lógica de negócio grave, mesmo não sendo falha de segurança. Correção simples (validar carrinho antes do checkout).</w:t>
+            </w:r>
+          </w:p>
+        </w:tc>
+      </w:tr>
+      <w:tr>
+        <w:tc>
+          <w:tcPr>
+            <w:tcW w:type="dxa" w:w="1296"/>
+          </w:tcPr>
+          <w:p>
+            <w:r/>
+            <w:r>
+              <w:rPr>
+                <w:rFonts w:ascii="Calibri" w:hAnsi="Calibri"/>
+                <w:b w:val="0"/>
+                <w:i w:val="0"/>
+                <w:sz w:val="20"/>
+              </w:rPr>
+              <w:t>BUG-001</w:t>
+            </w:r>
+          </w:p>
+        </w:tc>
+        <w:tc>
+          <w:tcPr>
+            <w:tcW w:type="dxa" w:w="1440"/>
+          </w:tcPr>
+          <w:p>
+            <w:r/>
+            <w:r>
+              <w:rPr>
+                <w:rFonts w:ascii="Calibri" w:hAnsi="Calibri"/>
+                <w:b w:val="0"/>
+                <w:i w:val="0"/>
+                <w:sz w:val="20"/>
+              </w:rPr>
+              <w:t>Média</w:t>
+            </w:r>
+          </w:p>
+        </w:tc>
+        <w:tc>
+          <w:tcPr>
+            <w:tcW w:type="dxa" w:w="1296"/>
+          </w:tcPr>
+          <w:p>
+            <w:r/>
+            <w:r>
+              <w:rPr>
+                <w:rFonts w:ascii="Calibri" w:hAnsi="Calibri"/>
+                <w:b w:val="0"/>
+                <w:i w:val="0"/>
+                <w:sz w:val="20"/>
+              </w:rPr>
+              <w:t>Média</w:t>
+            </w:r>
+          </w:p>
+        </w:tc>
+        <w:tc>
+          <w:tcPr>
+            <w:tcW w:type="dxa" w:w="2016"/>
+          </w:tcPr>
+          <w:p>
+            <w:r/>
+            <w:r>
+              <w:rPr>
+                <w:rFonts w:ascii="Calibri" w:hAnsi="Calibri"/>
+                <w:b w:val="0"/>
+                <w:i w:val="0"/>
+                <w:sz w:val="20"/>
+              </w:rPr>
+              <w:t>Próxima release</w:t>
+            </w:r>
+          </w:p>
+        </w:tc>
+        <w:tc>
+          <w:tcPr>
+            <w:tcW w:type="dxa" w:w="4032"/>
+          </w:tcPr>
+          <w:p>
+            <w:r/>
+            <w:r>
+              <w:rPr>
+                <w:rFonts w:ascii="Calibri" w:hAnsi="Calibri"/>
+                <w:b w:val="0"/>
+                <w:i w:val="0"/>
+                <w:sz w:val="20"/>
+              </w:rPr>
+              <w:t>Aceitar letra no campo de CEP pode salvar um endereço inválido e gerar problema de entrega depois. Correção simples de validação de input.</w:t>
+            </w:r>
+          </w:p>
+        </w:tc>
+      </w:tr>
+      <w:tr>
+        <w:tc>
+          <w:tcPr>
+            <w:tcW w:type="dxa" w:w="1296"/>
+          </w:tcPr>
+          <w:p>
+            <w:r/>
+            <w:r>
+              <w:rPr>
+                <w:rFonts w:ascii="Calibri" w:hAnsi="Calibri"/>
+                <w:b w:val="0"/>
+                <w:i w:val="0"/>
+                <w:sz w:val="20"/>
+              </w:rPr>
+              <w:t>BUG-003</w:t>
+            </w:r>
+          </w:p>
+        </w:tc>
+        <w:tc>
+          <w:tcPr>
+            <w:tcW w:type="dxa" w:w="1440"/>
+          </w:tcPr>
+          <w:p>
+            <w:r/>
+            <w:r>
+              <w:rPr>
+                <w:rFonts w:ascii="Calibri" w:hAnsi="Calibri"/>
+                <w:b w:val="0"/>
+                <w:i w:val="0"/>
+                <w:sz w:val="20"/>
+              </w:rPr>
+              <w:t>Média</w:t>
+            </w:r>
+          </w:p>
+        </w:tc>
+        <w:tc>
+          <w:tcPr>
+            <w:tcW w:type="dxa" w:w="1296"/>
+          </w:tcPr>
+          <w:p>
+            <w:r/>
+            <w:r>
+              <w:rPr>
+                <w:rFonts w:ascii="Calibri" w:hAnsi="Calibri"/>
+                <w:b w:val="0"/>
+                <w:i w:val="0"/>
+                <w:sz w:val="20"/>
+              </w:rPr>
+              <w:t>Média</w:t>
+            </w:r>
+          </w:p>
+        </w:tc>
+        <w:tc>
+          <w:tcPr>
+            <w:tcW w:type="dxa" w:w="2016"/>
+          </w:tcPr>
+          <w:p>
+            <w:r/>
+            <w:r>
+              <w:rPr>
+                <w:rFonts w:ascii="Calibri" w:hAnsi="Calibri"/>
+                <w:b w:val="0"/>
+                <w:i w:val="0"/>
+                <w:sz w:val="20"/>
+              </w:rPr>
+              <w:t>Próxima release</w:t>
+            </w:r>
+          </w:p>
+        </w:tc>
+        <w:tc>
+          <w:tcPr>
+            <w:tcW w:type="dxa" w:w="4032"/>
+          </w:tcPr>
+          <w:p>
+            <w:r/>
+            <w:r>
+              <w:rPr>
+                <w:rFonts w:ascii="Calibri" w:hAnsi="Calibri"/>
+                <w:b w:val="0"/>
+                <w:i w:val="0"/>
+                <w:sz w:val="20"/>
+              </w:rPr>
+              <w:t>Imagem errada confunde o cliente sobre o que ele tá comprando, mas só acontece pra esse perfil de teste (problem_user).</w:t>
+            </w:r>
+          </w:p>
+        </w:tc>
+      </w:tr>
+      <w:tr>
+        <w:tc>
+          <w:tcPr>
+            <w:tcW w:type="dxa" w:w="1296"/>
+          </w:tcPr>
+          <w:p>
+            <w:r/>
+            <w:r>
+              <w:rPr>
+                <w:rFonts w:ascii="Calibri" w:hAnsi="Calibri"/>
+                <w:b w:val="0"/>
+                <w:i w:val="0"/>
+                <w:sz w:val="20"/>
+              </w:rPr>
+              <w:t>BUG-005</w:t>
+            </w:r>
+          </w:p>
+        </w:tc>
+        <w:tc>
+          <w:tcPr>
+            <w:tcW w:type="dxa" w:w="1440"/>
+          </w:tcPr>
+          <w:p>
+            <w:r/>
+            <w:r>
+              <w:rPr>
+                <w:rFonts w:ascii="Calibri" w:hAnsi="Calibri"/>
+                <w:b w:val="0"/>
+                <w:i w:val="0"/>
+                <w:sz w:val="20"/>
+              </w:rPr>
+              <w:t>Média</w:t>
+            </w:r>
+          </w:p>
+        </w:tc>
+        <w:tc>
+          <w:tcPr>
+            <w:tcW w:type="dxa" w:w="1296"/>
+          </w:tcPr>
+          <w:p>
+            <w:r/>
+            <w:r>
+              <w:rPr>
+                <w:rFonts w:ascii="Calibri" w:hAnsi="Calibri"/>
+                <w:b w:val="0"/>
+                <w:i w:val="0"/>
+                <w:sz w:val="20"/>
+              </w:rPr>
+              <w:t>Média</w:t>
+            </w:r>
+          </w:p>
+        </w:tc>
+        <w:tc>
+          <w:tcPr>
+            <w:tcW w:type="dxa" w:w="2016"/>
+          </w:tcPr>
+          <w:p>
+            <w:r/>
+            <w:r>
+              <w:rPr>
+                <w:rFonts w:ascii="Calibri" w:hAnsi="Calibri"/>
+                <w:b w:val="0"/>
+                <w:i w:val="0"/>
+                <w:sz w:val="20"/>
+              </w:rPr>
+              <w:t>Próxima release</w:t>
+            </w:r>
+          </w:p>
+        </w:tc>
+        <w:tc>
+          <w:tcPr>
+            <w:tcW w:type="dxa" w:w="4032"/>
+          </w:tcPr>
+          <w:p>
+            <w:r/>
+            <w:r>
+              <w:rPr>
+                <w:rFonts w:ascii="Calibri" w:hAnsi="Calibri"/>
+                <w:b w:val="0"/>
+                <w:i w:val="0"/>
+                <w:sz w:val="20"/>
+              </w:rPr>
+              <w:t>Mostrar preço diferente do catálogo oficial é grave pra quem vê, mas no perfil padrão (standard_user) os preços continuam certos — ainda assim entra na fila por juntar vários problemas (preço, imagem, layout).</w:t>
             </w:r>
           </w:p>
         </w:tc>
@@ -1865,180 +2039,6 @@
                 <w:i w:val="0"/>
                 <w:sz w:val="20"/>
               </w:rPr>
-              <w:t>Próxima release</w:t>
-            </w:r>
-          </w:p>
-        </w:tc>
-        <w:tc>
-          <w:tcPr>
-            <w:tcW w:type="dxa" w:w="4032"/>
-          </w:tcPr>
-          <w:p>
-            <w:r/>
-            <w:r>
-              <w:rPr>
-                <w:rFonts w:ascii="Calibri" w:hAnsi="Calibri"/>
-                <w:b w:val="0"/>
-                <w:i w:val="0"/>
-                <w:sz w:val="20"/>
-              </w:rPr>
-              <w:t>Atrapalha a usabilidade mas não impede a compra — dá pra usar o site mesmo com o layout feio. Entra na próxima sprint.</w:t>
-            </w:r>
-          </w:p>
-        </w:tc>
-      </w:tr>
-      <w:tr>
-        <w:tc>
-          <w:tcPr>
-            <w:tcW w:type="dxa" w:w="1296"/>
-          </w:tcPr>
-          <w:p>
-            <w:r/>
-            <w:r>
-              <w:rPr>
-                <w:rFonts w:ascii="Calibri" w:hAnsi="Calibri"/>
-                <w:b w:val="0"/>
-                <w:i w:val="0"/>
-                <w:sz w:val="20"/>
-              </w:rPr>
-              <w:t>BUG-005</w:t>
-            </w:r>
-          </w:p>
-        </w:tc>
-        <w:tc>
-          <w:tcPr>
-            <w:tcW w:type="dxa" w:w="1440"/>
-          </w:tcPr>
-          <w:p>
-            <w:r/>
-            <w:r>
-              <w:rPr>
-                <w:rFonts w:ascii="Calibri" w:hAnsi="Calibri"/>
-                <w:b w:val="0"/>
-                <w:i w:val="0"/>
-                <w:sz w:val="20"/>
-              </w:rPr>
-              <w:t>Média</w:t>
-            </w:r>
-          </w:p>
-        </w:tc>
-        <w:tc>
-          <w:tcPr>
-            <w:tcW w:type="dxa" w:w="1296"/>
-          </w:tcPr>
-          <w:p>
-            <w:r/>
-            <w:r>
-              <w:rPr>
-                <w:rFonts w:ascii="Calibri" w:hAnsi="Calibri"/>
-                <w:b w:val="0"/>
-                <w:i w:val="0"/>
-                <w:sz w:val="20"/>
-              </w:rPr>
-              <w:t>Baixa</w:t>
-            </w:r>
-          </w:p>
-        </w:tc>
-        <w:tc>
-          <w:tcPr>
-            <w:tcW w:type="dxa" w:w="2016"/>
-          </w:tcPr>
-          <w:p>
-            <w:r/>
-            <w:r>
-              <w:rPr>
-                <w:rFonts w:ascii="Calibri" w:hAnsi="Calibri"/>
-                <w:b w:val="0"/>
-                <w:i w:val="0"/>
-                <w:sz w:val="20"/>
-              </w:rPr>
-              <w:t>Próxima release</w:t>
-            </w:r>
-          </w:p>
-        </w:tc>
-        <w:tc>
-          <w:tcPr>
-            <w:tcW w:type="dxa" w:w="4032"/>
-          </w:tcPr>
-          <w:p>
-            <w:r/>
-            <w:r>
-              <w:rPr>
-                <w:rFonts w:ascii="Calibri" w:hAnsi="Calibri"/>
-                <w:b w:val="0"/>
-                <w:i w:val="0"/>
-                <w:sz w:val="20"/>
-              </w:rPr>
-              <w:t>Não deixa fazer um pedido novo de verdade, só reexibe a tela antiga. Incomoda mas não é falha de segurança grave.</w:t>
-            </w:r>
-          </w:p>
-        </w:tc>
-      </w:tr>
-      <w:tr>
-        <w:tc>
-          <w:tcPr>
-            <w:tcW w:type="dxa" w:w="1296"/>
-          </w:tcPr>
-          <w:p>
-            <w:r/>
-            <w:r>
-              <w:rPr>
-                <w:rFonts w:ascii="Calibri" w:hAnsi="Calibri"/>
-                <w:b w:val="0"/>
-                <w:i w:val="0"/>
-                <w:sz w:val="20"/>
-              </w:rPr>
-              <w:t>BUG-002</w:t>
-            </w:r>
-          </w:p>
-        </w:tc>
-        <w:tc>
-          <w:tcPr>
-            <w:tcW w:type="dxa" w:w="1440"/>
-          </w:tcPr>
-          <w:p>
-            <w:r/>
-            <w:r>
-              <w:rPr>
-                <w:rFonts w:ascii="Calibri" w:hAnsi="Calibri"/>
-                <w:b w:val="0"/>
-                <w:i w:val="0"/>
-                <w:sz w:val="20"/>
-              </w:rPr>
-              <w:t>Baixa</w:t>
-            </w:r>
-          </w:p>
-        </w:tc>
-        <w:tc>
-          <w:tcPr>
-            <w:tcW w:type="dxa" w:w="1296"/>
-          </w:tcPr>
-          <w:p>
-            <w:r/>
-            <w:r>
-              <w:rPr>
-                <w:rFonts w:ascii="Calibri" w:hAnsi="Calibri"/>
-                <w:b w:val="0"/>
-                <w:i w:val="0"/>
-                <w:sz w:val="20"/>
-              </w:rPr>
-              <w:t>Baixa</w:t>
-            </w:r>
-          </w:p>
-        </w:tc>
-        <w:tc>
-          <w:tcPr>
-            <w:tcW w:type="dxa" w:w="2016"/>
-          </w:tcPr>
-          <w:p>
-            <w:r/>
-            <w:r>
-              <w:rPr>
-                <w:rFonts w:ascii="Calibri" w:hAnsi="Calibri"/>
-                <w:b w:val="0"/>
-                <w:i w:val="0"/>
-                <w:sz w:val="20"/>
-              </w:rPr>
               <w:t>Adiar</w:t>
             </w:r>
           </w:p>
@@ -2056,7 +2056,7 @@
                 <w:i w:val="0"/>
                 <w:sz w:val="20"/>
               </w:rPr>
-              <w:t>É só um filtro de ordenação que não funciona. Ninguém deixa de comprar por causa disso, fica no backlog.</w:t>
+              <w:t>Só falta o texto de descrição — nome, preço e botão de compra continuam certos, não impede a compra.</w:t>
             </w:r>
           </w:p>
         </w:tc>
@@ -2171,7 +2171,7 @@
                 <w:i w:val="0"/>
                 <w:sz w:val="20"/>
               </w:rPr>
-              <w:t>BUG-003</w:t>
+              <w:t>BUG-002</w:t>
             </w:r>
           </w:p>
         </w:tc>
@@ -2258,7 +2258,7 @@
                 <w:i w:val="0"/>
                 <w:sz w:val="20"/>
               </w:rPr>
-              <w:t>3 dias — sprint atual</w:t>
+              <w:t>Próxima sprint</w:t>
             </w:r>
           </w:p>
         </w:tc>
@@ -2277,7 +2277,7 @@
                 <w:i w:val="0"/>
                 <w:sz w:val="20"/>
               </w:rPr>
-              <w:t>BUG-004</w:t>
+              <w:t>BUG-003</w:t>
             </w:r>
           </w:p>
         </w:tc>
@@ -2294,7 +2294,7 @@
                 <w:i w:val="0"/>
                 <w:sz w:val="20"/>
               </w:rPr>
-              <w:t>Alberto da Silva</w:t>
+              <w:t>Beto da Silva</w:t>
             </w:r>
           </w:p>
         </w:tc>
@@ -2383,7 +2383,7 @@
                 <w:i w:val="0"/>
                 <w:sz w:val="20"/>
               </w:rPr>
-              <w:t>BUG-002</w:t>
+              <w:t>BUG-004</w:t>
             </w:r>
           </w:p>
         </w:tc>
@@ -2453,7 +2453,7 @@
           <w:i w:val="0"/>
           <w:sz w:val="21"/>
         </w:rPr>
-        <w:t>O PO (Armando) queria adiar o BUG-001 também, achando que era "só estético", mas o QA (Alberto) mostrou que afeta a decisão de compra do cliente, não só a aparência — aí o grupo concordou em subir pra "corrigir agora" junto com o BUG-003. Foi o único ponto de debate real da reunião, o resto seguiu direto pelos critérios de risco e impacto.</w:t>
+        <w:t>O PO (Armando) queria adiar o BUG-005 também, achando que era "só visual", mas o QA (Beto) lembrou que mostrar preço diferente do catálogo é o tipo de coisa que derruba a confiança do cliente se vazar pra um usuário de verdade, mesmo só aparecendo nessa conta de teste — aí o grupo manteve ele pra próxima release em vez de adiar. Foi o único ponto de debate real da reunião, o resto seguiu direto pelos critérios de risco e impacto.</w:t>
       </w:r>
     </w:p>
     <w:sectPr>

--- a/garantia-qualidade-software/atividade-14/Atividade14_Defect_Triage.docx
+++ b/garantia-qualidade-software/atividade-14/Atividade14_Defect_Triage.docx
@@ -159,7 +159,7 @@
           <w:i w:val="0"/>
           <w:sz w:val="23"/>
         </w:rPr>
-        <w:t>1. Dados da reunião</w:t>
+        <w:t>1. Informações da reunião</w:t>
       </w:r>
     </w:p>
     <w:tbl>
@@ -210,7 +210,7 @@
                 <w:i w:val="0"/>
                 <w:sz w:val="20"/>
               </w:rPr>
-              <w:t>03/10/2026</w:t>
+              <w:t>02/10/2026</w:t>
             </w:r>
           </w:p>
         </w:tc>
@@ -229,7 +229,7 @@
                 <w:i w:val="0"/>
                 <w:sz w:val="20"/>
               </w:rPr>
-              <w:t>Participantes</w:t>
+              <w:t>Aplicação Alvo</w:t>
             </w:r>
           </w:p>
         </w:tc>
@@ -238,7 +238,6 @@
             <w:tcW w:type="dxa" w:w="6912"/>
           </w:tcPr>
           <w:p>
-            <w:r/>
             <w:r>
               <w:rPr>
                 <w:rFonts w:ascii="Calibri" w:hAnsi="Calibri"/>
@@ -246,40 +245,7 @@
                 <w:i w:val="0"/>
                 <w:sz w:val="20"/>
               </w:rPr>
-              <w:t>Beto da Silva — QA (apresentou os defeitos, severidade e evidências)</w:t>
-            </w:r>
-          </w:p>
-          <w:p>
-            <w:r>
-              <w:rPr>
-                <w:rFonts w:ascii="Calibri" w:hAnsi="Calibri"/>
-                <w:b w:val="0"/>
-                <w:i w:val="0"/>
-                <w:sz w:val="20"/>
-              </w:rPr>
-              <w:t>Samuel Guimarães Gonçalves — Líder Técnico (avaliou risco de regressão)</w:t>
-            </w:r>
-          </w:p>
-          <w:p>
-            <w:r>
-              <w:rPr>
-                <w:rFonts w:ascii="Calibri" w:hAnsi="Calibri"/>
-                <w:b w:val="0"/>
-                <w:i w:val="0"/>
-                <w:sz w:val="20"/>
-              </w:rPr>
-              <w:t>Armando José Martins Júnior — Product Owner / Gerente de Projeto (prioridade de negócio, prazos)</w:t>
-            </w:r>
-          </w:p>
-          <w:p>
-            <w:r>
-              <w:rPr>
-                <w:rFonts w:ascii="Calibri" w:hAnsi="Calibri"/>
-                <w:b w:val="0"/>
-                <w:i w:val="0"/>
-                <w:sz w:val="20"/>
-              </w:rPr>
-              <w:t>Ian Furtado — Desenvolvedor (estimou esforço de correção)</w:t>
+              <w:t>Sauce Demo (E-commerce de Testes)</w:t>
             </w:r>
           </w:p>
         </w:tc>
@@ -314,7 +280,7 @@
                 <w:i w:val="0"/>
                 <w:sz w:val="20"/>
               </w:rPr>
-              <w:t>BUG-001, BUG-002, BUG-003, BUG-004, BUG-005 (registrados na Atividade 13)</w:t>
+              <w:t>BUG-001, BUG-002, BUG-003, BUG-004 e BUG-005</w:t>
             </w:r>
           </w:p>
         </w:tc>
@@ -349,7 +315,7 @@
                 <w:i w:val="0"/>
                 <w:sz w:val="20"/>
               </w:rPr>
-              <w:t>Risco, Impacto, Custo, Visibilidade e Frequência (pesos conforme item 2)</w:t>
+              <w:t>Risco, Impacto, Custo, Visibilidade e Frequência</w:t>
             </w:r>
           </w:p>
         </w:tc>
@@ -371,7 +337,7 @@
           <w:i w:val="0"/>
           <w:sz w:val="23"/>
         </w:rPr>
-        <w:t>2. Critérios de priorização usados</w:t>
+        <w:t>2. Participantes e papéis</w:t>
       </w:r>
     </w:p>
     <w:tbl>
@@ -397,7 +363,7 @@
       <w:tr>
         <w:tc>
           <w:tcPr>
-            <w:tcW w:type="dxa" w:w="1728"/>
+            <w:tcW w:type="dxa" w:w="2592"/>
             <w:shd w:val="clear" w:color="auto" w:fill="E7E6E6"/>
           </w:tcPr>
           <w:p>
@@ -409,13 +375,13 @@
                 <w:i w:val="0"/>
                 <w:sz w:val="20"/>
               </w:rPr>
-              <w:t>Critério</w:t>
+              <w:t>Nome / RA</w:t>
             </w:r>
           </w:p>
         </w:tc>
         <w:tc>
           <w:tcPr>
-            <w:tcW w:type="dxa" w:w="6336"/>
+            <w:tcW w:type="dxa" w:w="2016"/>
             <w:shd w:val="clear" w:color="auto" w:fill="E7E6E6"/>
           </w:tcPr>
           <w:p>
@@ -427,13 +393,13 @@
                 <w:i w:val="0"/>
                 <w:sz w:val="20"/>
               </w:rPr>
-              <w:t>Pergunta</w:t>
+              <w:t>Papel na Triagem</w:t>
             </w:r>
           </w:p>
         </w:tc>
         <w:tc>
           <w:tcPr>
-            <w:tcW w:type="dxa" w:w="1152"/>
+            <w:tcW w:type="dxa" w:w="4464"/>
             <w:shd w:val="clear" w:color="auto" w:fill="E7E6E6"/>
           </w:tcPr>
           <w:p>
@@ -445,7 +411,7 @@
                 <w:i w:val="0"/>
                 <w:sz w:val="20"/>
               </w:rPr>
-              <w:t>Peso</w:t>
+              <w:t>Responsabilidade</w:t>
             </w:r>
           </w:p>
         </w:tc>
@@ -453,7 +419,7 @@
       <w:tr>
         <w:tc>
           <w:tcPr>
-            <w:tcW w:type="dxa" w:w="1728"/>
+            <w:tcW w:type="dxa" w:w="2592"/>
           </w:tcPr>
           <w:p>
             <w:r/>
@@ -464,13 +430,15 @@
                 <w:i w:val="0"/>
                 <w:sz w:val="20"/>
               </w:rPr>
-              <w:t>Risco</w:t>
+              <w:t>Armando José Martins Júnior</w:t>
+              <w:br/>
+              <w:t>RA 12525192042</w:t>
             </w:r>
           </w:p>
         </w:tc>
         <w:tc>
           <w:tcPr>
-            <w:tcW w:type="dxa" w:w="6336"/>
+            <w:tcW w:type="dxa" w:w="2016"/>
           </w:tcPr>
           <w:p>
             <w:r/>
@@ -481,13 +449,13 @@
                 <w:i w:val="0"/>
                 <w:sz w:val="20"/>
               </w:rPr>
-              <w:t>O defeito pode causar perda de dados, falha de segurança ou indisponibilidade?</w:t>
+              <w:t>Product Owner (PO)</w:t>
             </w:r>
           </w:p>
         </w:tc>
         <w:tc>
           <w:tcPr>
-            <w:tcW w:type="dxa" w:w="1152"/>
+            <w:tcW w:type="dxa" w:w="4464"/>
           </w:tcPr>
           <w:p>
             <w:r/>
@@ -498,7 +466,7 @@
                 <w:i w:val="0"/>
                 <w:sz w:val="20"/>
               </w:rPr>
-              <w:t>Alto</w:t>
+              <w:t>Representa o cliente; define a prioridade com base no valor de negócio e visibilidade.</w:t>
             </w:r>
           </w:p>
         </w:tc>
@@ -506,7 +474,7 @@
       <w:tr>
         <w:tc>
           <w:tcPr>
-            <w:tcW w:type="dxa" w:w="1728"/>
+            <w:tcW w:type="dxa" w:w="2592"/>
           </w:tcPr>
           <w:p>
             <w:r/>
@@ -517,13 +485,15 @@
                 <w:i w:val="0"/>
                 <w:sz w:val="20"/>
               </w:rPr>
-              <w:t>Impacto</w:t>
+              <w:t>Beto da Silva</w:t>
+              <w:br/>
+              <w:t>RA 12525178737</w:t>
             </w:r>
           </w:p>
         </w:tc>
         <w:tc>
           <w:tcPr>
-            <w:tcW w:type="dxa" w:w="6336"/>
+            <w:tcW w:type="dxa" w:w="2016"/>
           </w:tcPr>
           <w:p>
             <w:r/>
@@ -534,13 +504,13 @@
                 <w:i w:val="0"/>
                 <w:sz w:val="20"/>
               </w:rPr>
-              <w:t>Quantos usuários são afetados? A funcionalidade é crítica?</w:t>
+              <w:t>Gerente de Projeto</w:t>
             </w:r>
           </w:p>
         </w:tc>
         <w:tc>
           <w:tcPr>
-            <w:tcW w:type="dxa" w:w="1152"/>
+            <w:tcW w:type="dxa" w:w="4464"/>
           </w:tcPr>
           <w:p>
             <w:r/>
@@ -551,7 +521,7 @@
                 <w:i w:val="0"/>
                 <w:sz w:val="20"/>
               </w:rPr>
-              <w:t>Alto</w:t>
+              <w:t>Avalia os prazos, recursos disponíveis e custo/esforço geral de correção.</w:t>
             </w:r>
           </w:p>
         </w:tc>
@@ -559,7 +529,7 @@
       <w:tr>
         <w:tc>
           <w:tcPr>
-            <w:tcW w:type="dxa" w:w="1728"/>
+            <w:tcW w:type="dxa" w:w="2592"/>
           </w:tcPr>
           <w:p>
             <w:r/>
@@ -570,13 +540,15 @@
                 <w:i w:val="0"/>
                 <w:sz w:val="20"/>
               </w:rPr>
-              <w:t>Custo</w:t>
+              <w:t>Ian Furtado</w:t>
+              <w:br/>
+              <w:t>RA 12525156081</w:t>
             </w:r>
           </w:p>
         </w:tc>
         <w:tc>
           <w:tcPr>
-            <w:tcW w:type="dxa" w:w="6336"/>
+            <w:tcW w:type="dxa" w:w="2016"/>
           </w:tcPr>
           <w:p>
             <w:r/>
@@ -587,13 +559,13 @@
                 <w:i w:val="0"/>
                 <w:sz w:val="20"/>
               </w:rPr>
-              <w:t>Qual o esforço de correção? Há workaround?</w:t>
+              <w:t>Líder Técnico</w:t>
             </w:r>
           </w:p>
         </w:tc>
         <w:tc>
           <w:tcPr>
-            <w:tcW w:type="dxa" w:w="1152"/>
+            <w:tcW w:type="dxa" w:w="4464"/>
           </w:tcPr>
           <w:p>
             <w:r/>
@@ -604,7 +576,7 @@
                 <w:i w:val="0"/>
                 <w:sz w:val="20"/>
               </w:rPr>
-              <w:t>Médio</w:t>
+              <w:t>Avalia a complexidade técnica e o risco de regressão no código.</w:t>
             </w:r>
           </w:p>
         </w:tc>
@@ -612,7 +584,7 @@
       <w:tr>
         <w:tc>
           <w:tcPr>
-            <w:tcW w:type="dxa" w:w="1728"/>
+            <w:tcW w:type="dxa" w:w="2592"/>
           </w:tcPr>
           <w:p>
             <w:r/>
@@ -623,13 +595,15 @@
                 <w:i w:val="0"/>
                 <w:sz w:val="20"/>
               </w:rPr>
-              <w:t>Visibilidade</w:t>
+              <w:t>Samuel Guimarães Gonçalves</w:t>
+              <w:br/>
+              <w:t>RA 12525151029</w:t>
             </w:r>
           </w:p>
         </w:tc>
         <w:tc>
           <w:tcPr>
-            <w:tcW w:type="dxa" w:w="6336"/>
+            <w:tcW w:type="dxa" w:w="2016"/>
           </w:tcPr>
           <w:p>
             <w:r/>
@@ -640,13 +614,13 @@
                 <w:i w:val="0"/>
                 <w:sz w:val="20"/>
               </w:rPr>
-              <w:t>O defeito é visível para o cliente ou para a imprensa?</w:t>
+              <w:t>QA / Desenvolvedor</w:t>
             </w:r>
           </w:p>
         </w:tc>
         <w:tc>
           <w:tcPr>
-            <w:tcW w:type="dxa" w:w="1152"/>
+            <w:tcW w:type="dxa" w:w="4464"/>
           </w:tcPr>
           <w:p>
             <w:r/>
@@ -657,60 +631,7 @@
                 <w:i w:val="0"/>
                 <w:sz w:val="20"/>
               </w:rPr>
-              <w:t>Médio</w:t>
-            </w:r>
-          </w:p>
-        </w:tc>
-      </w:tr>
-      <w:tr>
-        <w:tc>
-          <w:tcPr>
-            <w:tcW w:type="dxa" w:w="1728"/>
-          </w:tcPr>
-          <w:p>
-            <w:r/>
-            <w:r>
-              <w:rPr>
-                <w:rFonts w:ascii="Calibri" w:hAnsi="Calibri"/>
-                <w:b w:val="0"/>
-                <w:i w:val="0"/>
-                <w:sz w:val="20"/>
-              </w:rPr>
-              <w:t>Frequência</w:t>
-            </w:r>
-          </w:p>
-        </w:tc>
-        <w:tc>
-          <w:tcPr>
-            <w:tcW w:type="dxa" w:w="6336"/>
-          </w:tcPr>
-          <w:p>
-            <w:r/>
-            <w:r>
-              <w:rPr>
-                <w:rFonts w:ascii="Calibri" w:hAnsi="Calibri"/>
-                <w:b w:val="0"/>
-                <w:i w:val="0"/>
-                <w:sz w:val="20"/>
-              </w:rPr>
-              <w:t>O defeito ocorre sempre ou em condições raras?</w:t>
-            </w:r>
-          </w:p>
-        </w:tc>
-        <w:tc>
-          <w:tcPr>
-            <w:tcW w:type="dxa" w:w="1152"/>
-          </w:tcPr>
-          <w:p>
-            <w:r/>
-            <w:r>
-              <w:rPr>
-                <w:rFonts w:ascii="Calibri" w:hAnsi="Calibri"/>
-                <w:b w:val="0"/>
-                <w:i w:val="0"/>
-                <w:sz w:val="20"/>
-              </w:rPr>
-              <w:t>Baixo</w:t>
+              <w:t>Apresenta os defeitos e evidências; estima o esforço técnico de correção.</w:t>
             </w:r>
           </w:p>
         </w:tc>
@@ -732,784 +653,7 @@
           <w:i w:val="0"/>
           <w:sz w:val="23"/>
         </w:rPr>
-        <w:t>3. Matriz de Priorização</w:t>
-      </w:r>
-    </w:p>
-    <w:tbl>
-      <w:tblPr>
-        <w:tblW w:type="auto" w:w="0"/>
-        <w:jc w:val="center"/>
-        <w:tblLayout w:type="autofit"/>
-        <w:tblLook w:firstColumn="1" w:firstRow="1" w:lastColumn="0" w:lastRow="0" w:noHBand="0" w:noVBand="1" w:val="04A0"/>
-        <w:tblBorders>
-          <w:top w:val="single" w:sz="4" w:space="0" w:color="BFBFBF"/>
-          <w:left w:val="single" w:sz="4" w:space="0" w:color="BFBFBF"/>
-          <w:bottom w:val="single" w:sz="4" w:space="0" w:color="BFBFBF"/>
-          <w:right w:val="single" w:sz="4" w:space="0" w:color="BFBFBF"/>
-          <w:insideH w:val="single" w:sz="4" w:space="0" w:color="BFBFBF"/>
-          <w:insideV w:val="single" w:sz="4" w:space="0" w:color="BFBFBF"/>
-        </w:tblBorders>
-      </w:tblPr>
-      <w:tblGrid>
-        <w:gridCol w:w="1425"/>
-        <w:gridCol w:w="1425"/>
-        <w:gridCol w:w="1425"/>
-        <w:gridCol w:w="1425"/>
-        <w:gridCol w:w="1425"/>
-        <w:gridCol w:w="1425"/>
-        <w:gridCol w:w="1425"/>
-      </w:tblGrid>
-      <w:tr>
-        <w:tc>
-          <w:tcPr>
-            <w:tcW w:type="dxa" w:w="1296"/>
-            <w:shd w:val="clear" w:color="auto" w:fill="E7E6E6"/>
-          </w:tcPr>
-          <w:p>
-            <w:r/>
-            <w:r>
-              <w:rPr>
-                <w:rFonts w:ascii="Calibri" w:hAnsi="Calibri"/>
-                <w:b/>
-                <w:i w:val="0"/>
-                <w:sz w:val="20"/>
-              </w:rPr>
-              <w:t>Defeito</w:t>
-            </w:r>
-          </w:p>
-        </w:tc>
-        <w:tc>
-          <w:tcPr>
-            <w:tcW w:type="dxa" w:w="1440"/>
-            <w:shd w:val="clear" w:color="auto" w:fill="E7E6E6"/>
-          </w:tcPr>
-          <w:p>
-            <w:r/>
-            <w:r>
-              <w:rPr>
-                <w:rFonts w:ascii="Calibri" w:hAnsi="Calibri"/>
-                <w:b/>
-                <w:i w:val="0"/>
-                <w:sz w:val="20"/>
-              </w:rPr>
-              <w:t>Severidade</w:t>
-            </w:r>
-          </w:p>
-        </w:tc>
-        <w:tc>
-          <w:tcPr>
-            <w:tcW w:type="dxa" w:w="1296"/>
-            <w:shd w:val="clear" w:color="auto" w:fill="E7E6E6"/>
-          </w:tcPr>
-          <w:p>
-            <w:r/>
-            <w:r>
-              <w:rPr>
-                <w:rFonts w:ascii="Calibri" w:hAnsi="Calibri"/>
-                <w:b/>
-                <w:i w:val="0"/>
-                <w:sz w:val="20"/>
-              </w:rPr>
-              <w:t>Prioridade</w:t>
-            </w:r>
-          </w:p>
-        </w:tc>
-        <w:tc>
-          <w:tcPr>
-            <w:tcW w:type="dxa" w:w="1152"/>
-            <w:shd w:val="clear" w:color="auto" w:fill="E7E6E6"/>
-          </w:tcPr>
-          <w:p>
-            <w:r/>
-            <w:r>
-              <w:rPr>
-                <w:rFonts w:ascii="Calibri" w:hAnsi="Calibri"/>
-                <w:b/>
-                <w:i w:val="0"/>
-                <w:sz w:val="20"/>
-              </w:rPr>
-              <w:t>Risco</w:t>
-            </w:r>
-          </w:p>
-        </w:tc>
-        <w:tc>
-          <w:tcPr>
-            <w:tcW w:type="dxa" w:w="1152"/>
-            <w:shd w:val="clear" w:color="auto" w:fill="E7E6E6"/>
-          </w:tcPr>
-          <w:p>
-            <w:r/>
-            <w:r>
-              <w:rPr>
-                <w:rFonts w:ascii="Calibri" w:hAnsi="Calibri"/>
-                <w:b/>
-                <w:i w:val="0"/>
-                <w:sz w:val="20"/>
-              </w:rPr>
-              <w:t>Impacto</w:t>
-            </w:r>
-          </w:p>
-        </w:tc>
-        <w:tc>
-          <w:tcPr>
-            <w:tcW w:type="dxa" w:w="1152"/>
-            <w:shd w:val="clear" w:color="auto" w:fill="E7E6E6"/>
-          </w:tcPr>
-          <w:p>
-            <w:r/>
-            <w:r>
-              <w:rPr>
-                <w:rFonts w:ascii="Calibri" w:hAnsi="Calibri"/>
-                <w:b/>
-                <w:i w:val="0"/>
-                <w:sz w:val="20"/>
-              </w:rPr>
-              <w:t>Custo</w:t>
-            </w:r>
-          </w:p>
-        </w:tc>
-        <w:tc>
-          <w:tcPr>
-            <w:tcW w:type="dxa" w:w="2304"/>
-            <w:shd w:val="clear" w:color="auto" w:fill="E7E6E6"/>
-          </w:tcPr>
-          <w:p>
-            <w:r/>
-            <w:r>
-              <w:rPr>
-                <w:rFonts w:ascii="Calibri" w:hAnsi="Calibri"/>
-                <w:b/>
-                <w:i w:val="0"/>
-                <w:sz w:val="20"/>
-              </w:rPr>
-              <w:t>Decisão</w:t>
-            </w:r>
-          </w:p>
-        </w:tc>
-      </w:tr>
-      <w:tr>
-        <w:tc>
-          <w:tcPr>
-            <w:tcW w:type="dxa" w:w="1296"/>
-          </w:tcPr>
-          <w:p>
-            <w:r/>
-            <w:r>
-              <w:rPr>
-                <w:rFonts w:ascii="Calibri" w:hAnsi="Calibri"/>
-                <w:b w:val="0"/>
-                <w:i w:val="0"/>
-                <w:sz w:val="20"/>
-              </w:rPr>
-              <w:t>BUG-002</w:t>
-            </w:r>
-          </w:p>
-        </w:tc>
-        <w:tc>
-          <w:tcPr>
-            <w:tcW w:type="dxa" w:w="1440"/>
-          </w:tcPr>
-          <w:p>
-            <w:r/>
-            <w:r>
-              <w:rPr>
-                <w:rFonts w:ascii="Calibri" w:hAnsi="Calibri"/>
-                <w:b w:val="0"/>
-                <w:i w:val="0"/>
-                <w:sz w:val="20"/>
-              </w:rPr>
-              <w:t>Alta</w:t>
-            </w:r>
-          </w:p>
-        </w:tc>
-        <w:tc>
-          <w:tcPr>
-            <w:tcW w:type="dxa" w:w="1296"/>
-          </w:tcPr>
-          <w:p>
-            <w:r/>
-            <w:r>
-              <w:rPr>
-                <w:rFonts w:ascii="Calibri" w:hAnsi="Calibri"/>
-                <w:b w:val="0"/>
-                <w:i w:val="0"/>
-                <w:sz w:val="20"/>
-              </w:rPr>
-              <w:t>Alta</w:t>
-            </w:r>
-          </w:p>
-        </w:tc>
-        <w:tc>
-          <w:tcPr>
-            <w:tcW w:type="dxa" w:w="1152"/>
-          </w:tcPr>
-          <w:p>
-            <w:r/>
-            <w:r>
-              <w:rPr>
-                <w:rFonts w:ascii="Calibri" w:hAnsi="Calibri"/>
-                <w:b w:val="0"/>
-                <w:i w:val="0"/>
-                <w:sz w:val="20"/>
-              </w:rPr>
-              <w:t>Médio</w:t>
-            </w:r>
-          </w:p>
-        </w:tc>
-        <w:tc>
-          <w:tcPr>
-            <w:tcW w:type="dxa" w:w="1152"/>
-          </w:tcPr>
-          <w:p>
-            <w:r/>
-            <w:r>
-              <w:rPr>
-                <w:rFonts w:ascii="Calibri" w:hAnsi="Calibri"/>
-                <w:b w:val="0"/>
-                <w:i w:val="0"/>
-                <w:sz w:val="20"/>
-              </w:rPr>
-              <w:t>Alto</w:t>
-            </w:r>
-          </w:p>
-        </w:tc>
-        <w:tc>
-          <w:tcPr>
-            <w:tcW w:type="dxa" w:w="1152"/>
-          </w:tcPr>
-          <w:p>
-            <w:r/>
-            <w:r>
-              <w:rPr>
-                <w:rFonts w:ascii="Calibri" w:hAnsi="Calibri"/>
-                <w:b w:val="0"/>
-                <w:i w:val="0"/>
-                <w:sz w:val="20"/>
-              </w:rPr>
-              <w:t>Baixo</w:t>
-            </w:r>
-          </w:p>
-        </w:tc>
-        <w:tc>
-          <w:tcPr>
-            <w:tcW w:type="dxa" w:w="2304"/>
-          </w:tcPr>
-          <w:p>
-            <w:r/>
-            <w:r>
-              <w:rPr>
-                <w:rFonts w:ascii="Calibri" w:hAnsi="Calibri"/>
-                <w:b w:val="0"/>
-                <w:i w:val="0"/>
-                <w:sz w:val="20"/>
-              </w:rPr>
-              <w:t>Corrigir agora</w:t>
-            </w:r>
-          </w:p>
-        </w:tc>
-      </w:tr>
-      <w:tr>
-        <w:tc>
-          <w:tcPr>
-            <w:tcW w:type="dxa" w:w="1296"/>
-          </w:tcPr>
-          <w:p>
-            <w:r/>
-            <w:r>
-              <w:rPr>
-                <w:rFonts w:ascii="Calibri" w:hAnsi="Calibri"/>
-                <w:b w:val="0"/>
-                <w:i w:val="0"/>
-                <w:sz w:val="20"/>
-              </w:rPr>
-              <w:t>BUG-001</w:t>
-            </w:r>
-          </w:p>
-        </w:tc>
-        <w:tc>
-          <w:tcPr>
-            <w:tcW w:type="dxa" w:w="1440"/>
-          </w:tcPr>
-          <w:p>
-            <w:r/>
-            <w:r>
-              <w:rPr>
-                <w:rFonts w:ascii="Calibri" w:hAnsi="Calibri"/>
-                <w:b w:val="0"/>
-                <w:i w:val="0"/>
-                <w:sz w:val="20"/>
-              </w:rPr>
-              <w:t>Média</w:t>
-            </w:r>
-          </w:p>
-        </w:tc>
-        <w:tc>
-          <w:tcPr>
-            <w:tcW w:type="dxa" w:w="1296"/>
-          </w:tcPr>
-          <w:p>
-            <w:r/>
-            <w:r>
-              <w:rPr>
-                <w:rFonts w:ascii="Calibri" w:hAnsi="Calibri"/>
-                <w:b w:val="0"/>
-                <w:i w:val="0"/>
-                <w:sz w:val="20"/>
-              </w:rPr>
-              <w:t>Média</w:t>
-            </w:r>
-          </w:p>
-        </w:tc>
-        <w:tc>
-          <w:tcPr>
-            <w:tcW w:type="dxa" w:w="1152"/>
-          </w:tcPr>
-          <w:p>
-            <w:r/>
-            <w:r>
-              <w:rPr>
-                <w:rFonts w:ascii="Calibri" w:hAnsi="Calibri"/>
-                <w:b w:val="0"/>
-                <w:i w:val="0"/>
-                <w:sz w:val="20"/>
-              </w:rPr>
-              <w:t>Baixo</w:t>
-            </w:r>
-          </w:p>
-        </w:tc>
-        <w:tc>
-          <w:tcPr>
-            <w:tcW w:type="dxa" w:w="1152"/>
-          </w:tcPr>
-          <w:p>
-            <w:r/>
-            <w:r>
-              <w:rPr>
-                <w:rFonts w:ascii="Calibri" w:hAnsi="Calibri"/>
-                <w:b w:val="0"/>
-                <w:i w:val="0"/>
-                <w:sz w:val="20"/>
-              </w:rPr>
-              <w:t>Médio</w:t>
-            </w:r>
-          </w:p>
-        </w:tc>
-        <w:tc>
-          <w:tcPr>
-            <w:tcW w:type="dxa" w:w="1152"/>
-          </w:tcPr>
-          <w:p>
-            <w:r/>
-            <w:r>
-              <w:rPr>
-                <w:rFonts w:ascii="Calibri" w:hAnsi="Calibri"/>
-                <w:b w:val="0"/>
-                <w:i w:val="0"/>
-                <w:sz w:val="20"/>
-              </w:rPr>
-              <w:t>Baixo</w:t>
-            </w:r>
-          </w:p>
-        </w:tc>
-        <w:tc>
-          <w:tcPr>
-            <w:tcW w:type="dxa" w:w="2304"/>
-          </w:tcPr>
-          <w:p>
-            <w:r/>
-            <w:r>
-              <w:rPr>
-                <w:rFonts w:ascii="Calibri" w:hAnsi="Calibri"/>
-                <w:b w:val="0"/>
-                <w:i w:val="0"/>
-                <w:sz w:val="20"/>
-              </w:rPr>
-              <w:t>Corrigir na próxima release</w:t>
-            </w:r>
-          </w:p>
-        </w:tc>
-      </w:tr>
-      <w:tr>
-        <w:tc>
-          <w:tcPr>
-            <w:tcW w:type="dxa" w:w="1296"/>
-          </w:tcPr>
-          <w:p>
-            <w:r/>
-            <w:r>
-              <w:rPr>
-                <w:rFonts w:ascii="Calibri" w:hAnsi="Calibri"/>
-                <w:b w:val="0"/>
-                <w:i w:val="0"/>
-                <w:sz w:val="20"/>
-              </w:rPr>
-              <w:t>BUG-003</w:t>
-            </w:r>
-          </w:p>
-        </w:tc>
-        <w:tc>
-          <w:tcPr>
-            <w:tcW w:type="dxa" w:w="1440"/>
-          </w:tcPr>
-          <w:p>
-            <w:r/>
-            <w:r>
-              <w:rPr>
-                <w:rFonts w:ascii="Calibri" w:hAnsi="Calibri"/>
-                <w:b w:val="0"/>
-                <w:i w:val="0"/>
-                <w:sz w:val="20"/>
-              </w:rPr>
-              <w:t>Média</w:t>
-            </w:r>
-          </w:p>
-        </w:tc>
-        <w:tc>
-          <w:tcPr>
-            <w:tcW w:type="dxa" w:w="1296"/>
-          </w:tcPr>
-          <w:p>
-            <w:r/>
-            <w:r>
-              <w:rPr>
-                <w:rFonts w:ascii="Calibri" w:hAnsi="Calibri"/>
-                <w:b w:val="0"/>
-                <w:i w:val="0"/>
-                <w:sz w:val="20"/>
-              </w:rPr>
-              <w:t>Média</w:t>
-            </w:r>
-          </w:p>
-        </w:tc>
-        <w:tc>
-          <w:tcPr>
-            <w:tcW w:type="dxa" w:w="1152"/>
-          </w:tcPr>
-          <w:p>
-            <w:r/>
-            <w:r>
-              <w:rPr>
-                <w:rFonts w:ascii="Calibri" w:hAnsi="Calibri"/>
-                <w:b w:val="0"/>
-                <w:i w:val="0"/>
-                <w:sz w:val="20"/>
-              </w:rPr>
-              <w:t>Baixo</w:t>
-            </w:r>
-          </w:p>
-        </w:tc>
-        <w:tc>
-          <w:tcPr>
-            <w:tcW w:type="dxa" w:w="1152"/>
-          </w:tcPr>
-          <w:p>
-            <w:r/>
-            <w:r>
-              <w:rPr>
-                <w:rFonts w:ascii="Calibri" w:hAnsi="Calibri"/>
-                <w:b w:val="0"/>
-                <w:i w:val="0"/>
-                <w:sz w:val="20"/>
-              </w:rPr>
-              <w:t>Médio</w:t>
-            </w:r>
-          </w:p>
-        </w:tc>
-        <w:tc>
-          <w:tcPr>
-            <w:tcW w:type="dxa" w:w="1152"/>
-          </w:tcPr>
-          <w:p>
-            <w:r/>
-            <w:r>
-              <w:rPr>
-                <w:rFonts w:ascii="Calibri" w:hAnsi="Calibri"/>
-                <w:b w:val="0"/>
-                <w:i w:val="0"/>
-                <w:sz w:val="20"/>
-              </w:rPr>
-              <w:t>Baixo</w:t>
-            </w:r>
-          </w:p>
-        </w:tc>
-        <w:tc>
-          <w:tcPr>
-            <w:tcW w:type="dxa" w:w="2304"/>
-          </w:tcPr>
-          <w:p>
-            <w:r/>
-            <w:r>
-              <w:rPr>
-                <w:rFonts w:ascii="Calibri" w:hAnsi="Calibri"/>
-                <w:b w:val="0"/>
-                <w:i w:val="0"/>
-                <w:sz w:val="20"/>
-              </w:rPr>
-              <w:t>Corrigir na próxima release</w:t>
-            </w:r>
-          </w:p>
-        </w:tc>
-      </w:tr>
-      <w:tr>
-        <w:tc>
-          <w:tcPr>
-            <w:tcW w:type="dxa" w:w="1296"/>
-          </w:tcPr>
-          <w:p>
-            <w:r/>
-            <w:r>
-              <w:rPr>
-                <w:rFonts w:ascii="Calibri" w:hAnsi="Calibri"/>
-                <w:b w:val="0"/>
-                <w:i w:val="0"/>
-                <w:sz w:val="20"/>
-              </w:rPr>
-              <w:t>BUG-005</w:t>
-            </w:r>
-          </w:p>
-        </w:tc>
-        <w:tc>
-          <w:tcPr>
-            <w:tcW w:type="dxa" w:w="1440"/>
-          </w:tcPr>
-          <w:p>
-            <w:r/>
-            <w:r>
-              <w:rPr>
-                <w:rFonts w:ascii="Calibri" w:hAnsi="Calibri"/>
-                <w:b w:val="0"/>
-                <w:i w:val="0"/>
-                <w:sz w:val="20"/>
-              </w:rPr>
-              <w:t>Média</w:t>
-            </w:r>
-          </w:p>
-        </w:tc>
-        <w:tc>
-          <w:tcPr>
-            <w:tcW w:type="dxa" w:w="1296"/>
-          </w:tcPr>
-          <w:p>
-            <w:r/>
-            <w:r>
-              <w:rPr>
-                <w:rFonts w:ascii="Calibri" w:hAnsi="Calibri"/>
-                <w:b w:val="0"/>
-                <w:i w:val="0"/>
-                <w:sz w:val="20"/>
-              </w:rPr>
-              <w:t>Média</w:t>
-            </w:r>
-          </w:p>
-        </w:tc>
-        <w:tc>
-          <w:tcPr>
-            <w:tcW w:type="dxa" w:w="1152"/>
-          </w:tcPr>
-          <w:p>
-            <w:r/>
-            <w:r>
-              <w:rPr>
-                <w:rFonts w:ascii="Calibri" w:hAnsi="Calibri"/>
-                <w:b w:val="0"/>
-                <w:i w:val="0"/>
-                <w:sz w:val="20"/>
-              </w:rPr>
-              <w:t>Baixo</w:t>
-            </w:r>
-          </w:p>
-        </w:tc>
-        <w:tc>
-          <w:tcPr>
-            <w:tcW w:type="dxa" w:w="1152"/>
-          </w:tcPr>
-          <w:p>
-            <w:r/>
-            <w:r>
-              <w:rPr>
-                <w:rFonts w:ascii="Calibri" w:hAnsi="Calibri"/>
-                <w:b w:val="0"/>
-                <w:i w:val="0"/>
-                <w:sz w:val="20"/>
-              </w:rPr>
-              <w:t>Médio</w:t>
-            </w:r>
-          </w:p>
-        </w:tc>
-        <w:tc>
-          <w:tcPr>
-            <w:tcW w:type="dxa" w:w="1152"/>
-          </w:tcPr>
-          <w:p>
-            <w:r/>
-            <w:r>
-              <w:rPr>
-                <w:rFonts w:ascii="Calibri" w:hAnsi="Calibri"/>
-                <w:b w:val="0"/>
-                <w:i w:val="0"/>
-                <w:sz w:val="20"/>
-              </w:rPr>
-              <w:t>Médio</w:t>
-            </w:r>
-          </w:p>
-        </w:tc>
-        <w:tc>
-          <w:tcPr>
-            <w:tcW w:type="dxa" w:w="2304"/>
-          </w:tcPr>
-          <w:p>
-            <w:r/>
-            <w:r>
-              <w:rPr>
-                <w:rFonts w:ascii="Calibri" w:hAnsi="Calibri"/>
-                <w:b w:val="0"/>
-                <w:i w:val="0"/>
-                <w:sz w:val="20"/>
-              </w:rPr>
-              <w:t>Corrigir na próxima release</w:t>
-            </w:r>
-          </w:p>
-        </w:tc>
-      </w:tr>
-      <w:tr>
-        <w:tc>
-          <w:tcPr>
-            <w:tcW w:type="dxa" w:w="1296"/>
-          </w:tcPr>
-          <w:p>
-            <w:r/>
-            <w:r>
-              <w:rPr>
-                <w:rFonts w:ascii="Calibri" w:hAnsi="Calibri"/>
-                <w:b w:val="0"/>
-                <w:i w:val="0"/>
-                <w:sz w:val="20"/>
-              </w:rPr>
-              <w:t>BUG-004</w:t>
-            </w:r>
-          </w:p>
-        </w:tc>
-        <w:tc>
-          <w:tcPr>
-            <w:tcW w:type="dxa" w:w="1440"/>
-          </w:tcPr>
-          <w:p>
-            <w:r/>
-            <w:r>
-              <w:rPr>
-                <w:rFonts w:ascii="Calibri" w:hAnsi="Calibri"/>
-                <w:b w:val="0"/>
-                <w:i w:val="0"/>
-                <w:sz w:val="20"/>
-              </w:rPr>
-              <w:t>Média</w:t>
-            </w:r>
-          </w:p>
-        </w:tc>
-        <w:tc>
-          <w:tcPr>
-            <w:tcW w:type="dxa" w:w="1296"/>
-          </w:tcPr>
-          <w:p>
-            <w:r/>
-            <w:r>
-              <w:rPr>
-                <w:rFonts w:ascii="Calibri" w:hAnsi="Calibri"/>
-                <w:b w:val="0"/>
-                <w:i w:val="0"/>
-                <w:sz w:val="20"/>
-              </w:rPr>
-              <w:t>Média</w:t>
-            </w:r>
-          </w:p>
-        </w:tc>
-        <w:tc>
-          <w:tcPr>
-            <w:tcW w:type="dxa" w:w="1152"/>
-          </w:tcPr>
-          <w:p>
-            <w:r/>
-            <w:r>
-              <w:rPr>
-                <w:rFonts w:ascii="Calibri" w:hAnsi="Calibri"/>
-                <w:b w:val="0"/>
-                <w:i w:val="0"/>
-                <w:sz w:val="20"/>
-              </w:rPr>
-              <w:t>Baixo</w:t>
-            </w:r>
-          </w:p>
-        </w:tc>
-        <w:tc>
-          <w:tcPr>
-            <w:tcW w:type="dxa" w:w="1152"/>
-          </w:tcPr>
-          <w:p>
-            <w:r/>
-            <w:r>
-              <w:rPr>
-                <w:rFonts w:ascii="Calibri" w:hAnsi="Calibri"/>
-                <w:b w:val="0"/>
-                <w:i w:val="0"/>
-                <w:sz w:val="20"/>
-              </w:rPr>
-              <w:t>Baixo</w:t>
-            </w:r>
-          </w:p>
-        </w:tc>
-        <w:tc>
-          <w:tcPr>
-            <w:tcW w:type="dxa" w:w="1152"/>
-          </w:tcPr>
-          <w:p>
-            <w:r/>
-            <w:r>
-              <w:rPr>
-                <w:rFonts w:ascii="Calibri" w:hAnsi="Calibri"/>
-                <w:b w:val="0"/>
-                <w:i w:val="0"/>
-                <w:sz w:val="20"/>
-              </w:rPr>
-              <w:t>Baixo</w:t>
-            </w:r>
-          </w:p>
-        </w:tc>
-        <w:tc>
-          <w:tcPr>
-            <w:tcW w:type="dxa" w:w="2304"/>
-          </w:tcPr>
-          <w:p>
-            <w:r/>
-            <w:r>
-              <w:rPr>
-                <w:rFonts w:ascii="Calibri" w:hAnsi="Calibri"/>
-                <w:b w:val="0"/>
-                <w:i w:val="0"/>
-                <w:sz w:val="20"/>
-              </w:rPr>
-              <w:t>Adiar</w:t>
-            </w:r>
-          </w:p>
-        </w:tc>
-      </w:tr>
-    </w:tbl>
-    <w:p>
-      <w:pPr>
-        <w:spacing w:after="80"/>
-      </w:pPr>
-    </w:p>
-    <w:p>
-      <w:pPr>
-        <w:spacing w:before="200" w:after="80"/>
-      </w:pPr>
-      <w:r>
-        <w:rPr>
-          <w:rFonts w:ascii="Calibri" w:hAnsi="Calibri"/>
-          <w:b/>
-          <w:i w:val="0"/>
-          <w:sz w:val="23"/>
-        </w:rPr>
-        <w:t>4. Relatório de Triagem</w:t>
+        <w:t>3. Relatório de Triagem (Matriz de Decisões)</w:t>
       </w:r>
     </w:p>
     <w:tbl>
@@ -1591,7 +735,7 @@
         </w:tc>
         <w:tc>
           <w:tcPr>
-            <w:tcW w:type="dxa" w:w="2016"/>
+            <w:tcW w:type="dxa" w:w="1872"/>
             <w:shd w:val="clear" w:color="auto" w:fill="E7E6E6"/>
           </w:tcPr>
           <w:p>
@@ -1609,7 +753,7 @@
         </w:tc>
         <w:tc>
           <w:tcPr>
-            <w:tcW w:type="dxa" w:w="4032"/>
+            <w:tcW w:type="dxa" w:w="4176"/>
             <w:shd w:val="clear" w:color="auto" w:fill="E7E6E6"/>
           </w:tcPr>
           <w:p>
@@ -1622,6 +766,93 @@
                 <w:sz w:val="20"/>
               </w:rPr>
               <w:t>Justificativa</w:t>
+            </w:r>
+          </w:p>
+        </w:tc>
+      </w:tr>
+      <w:tr>
+        <w:tc>
+          <w:tcPr>
+            <w:tcW w:type="dxa" w:w="1296"/>
+          </w:tcPr>
+          <w:p>
+            <w:r/>
+            <w:r>
+              <w:rPr>
+                <w:rFonts w:ascii="Calibri" w:hAnsi="Calibri"/>
+                <w:b w:val="0"/>
+                <w:i w:val="0"/>
+                <w:sz w:val="20"/>
+              </w:rPr>
+              <w:t>BUG-001</w:t>
+            </w:r>
+          </w:p>
+        </w:tc>
+        <w:tc>
+          <w:tcPr>
+            <w:tcW w:type="dxa" w:w="1440"/>
+          </w:tcPr>
+          <w:p>
+            <w:r/>
+            <w:r>
+              <w:rPr>
+                <w:rFonts w:ascii="Calibri" w:hAnsi="Calibri"/>
+                <w:b w:val="0"/>
+                <w:i w:val="0"/>
+                <w:sz w:val="20"/>
+              </w:rPr>
+              <w:t>Média</w:t>
+            </w:r>
+          </w:p>
+        </w:tc>
+        <w:tc>
+          <w:tcPr>
+            <w:tcW w:type="dxa" w:w="1296"/>
+          </w:tcPr>
+          <w:p>
+            <w:r/>
+            <w:r>
+              <w:rPr>
+                <w:rFonts w:ascii="Calibri" w:hAnsi="Calibri"/>
+                <w:b w:val="0"/>
+                <w:i w:val="0"/>
+                <w:sz w:val="20"/>
+              </w:rPr>
+              <w:t>Média</w:t>
+            </w:r>
+          </w:p>
+        </w:tc>
+        <w:tc>
+          <w:tcPr>
+            <w:tcW w:type="dxa" w:w="1872"/>
+          </w:tcPr>
+          <w:p>
+            <w:r/>
+            <w:r>
+              <w:rPr>
+                <w:rFonts w:ascii="Calibri" w:hAnsi="Calibri"/>
+                <w:b w:val="0"/>
+                <w:i w:val="0"/>
+                <w:sz w:val="20"/>
+              </w:rPr>
+              <w:t>Próxima release</w:t>
+            </w:r>
+          </w:p>
+        </w:tc>
+        <w:tc>
+          <w:tcPr>
+            <w:tcW w:type="dxa" w:w="4176"/>
+          </w:tcPr>
+          <w:p>
+            <w:r/>
+            <w:r>
+              <w:rPr>
+                <w:rFonts w:ascii="Calibri" w:hAnsi="Calibri"/>
+                <w:b w:val="0"/>
+                <w:i w:val="0"/>
+                <w:sz w:val="20"/>
+              </w:rPr>
+              <w:t>O erro permite avançar com CEP inválido (letras). Impacto moderado e risco baixo, não bloqueando o fluxo principal de vendas. Correção planejada para a próxima sprint.</w:t>
             </w:r>
           </w:p>
         </w:tc>
@@ -1680,7 +911,7 @@
         </w:tc>
         <w:tc>
           <w:tcPr>
-            <w:tcW w:type="dxa" w:w="2016"/>
+            <w:tcW w:type="dxa" w:w="1872"/>
           </w:tcPr>
           <w:p>
             <w:r/>
@@ -1697,7 +928,7 @@
         </w:tc>
         <w:tc>
           <w:tcPr>
-            <w:tcW w:type="dxa" w:w="4032"/>
+            <w:tcW w:type="dxa" w:w="4176"/>
           </w:tcPr>
           <w:p>
             <w:r/>
@@ -1708,94 +939,7 @@
                 <w:i w:val="0"/>
                 <w:sz w:val="20"/>
               </w:rPr>
-              <w:t>Permite concluir um pedido com carrinho vazio e valor $0 — falha de lógica de negócio grave, mesmo não sendo falha de segurança. Correção simples (validar carrinho antes do checkout).</w:t>
-            </w:r>
-          </w:p>
-        </w:tc>
-      </w:tr>
-      <w:tr>
-        <w:tc>
-          <w:tcPr>
-            <w:tcW w:type="dxa" w:w="1296"/>
-          </w:tcPr>
-          <w:p>
-            <w:r/>
-            <w:r>
-              <w:rPr>
-                <w:rFonts w:ascii="Calibri" w:hAnsi="Calibri"/>
-                <w:b w:val="0"/>
-                <w:i w:val="0"/>
-                <w:sz w:val="20"/>
-              </w:rPr>
-              <w:t>BUG-001</w:t>
-            </w:r>
-          </w:p>
-        </w:tc>
-        <w:tc>
-          <w:tcPr>
-            <w:tcW w:type="dxa" w:w="1440"/>
-          </w:tcPr>
-          <w:p>
-            <w:r/>
-            <w:r>
-              <w:rPr>
-                <w:rFonts w:ascii="Calibri" w:hAnsi="Calibri"/>
-                <w:b w:val="0"/>
-                <w:i w:val="0"/>
-                <w:sz w:val="20"/>
-              </w:rPr>
-              <w:t>Média</w:t>
-            </w:r>
-          </w:p>
-        </w:tc>
-        <w:tc>
-          <w:tcPr>
-            <w:tcW w:type="dxa" w:w="1296"/>
-          </w:tcPr>
-          <w:p>
-            <w:r/>
-            <w:r>
-              <w:rPr>
-                <w:rFonts w:ascii="Calibri" w:hAnsi="Calibri"/>
-                <w:b w:val="0"/>
-                <w:i w:val="0"/>
-                <w:sz w:val="20"/>
-              </w:rPr>
-              <w:t>Média</w:t>
-            </w:r>
-          </w:p>
-        </w:tc>
-        <w:tc>
-          <w:tcPr>
-            <w:tcW w:type="dxa" w:w="2016"/>
-          </w:tcPr>
-          <w:p>
-            <w:r/>
-            <w:r>
-              <w:rPr>
-                <w:rFonts w:ascii="Calibri" w:hAnsi="Calibri"/>
-                <w:b w:val="0"/>
-                <w:i w:val="0"/>
-                <w:sz w:val="20"/>
-              </w:rPr>
-              <w:t>Próxima release</w:t>
-            </w:r>
-          </w:p>
-        </w:tc>
-        <w:tc>
-          <w:tcPr>
-            <w:tcW w:type="dxa" w:w="4032"/>
-          </w:tcPr>
-          <w:p>
-            <w:r/>
-            <w:r>
-              <w:rPr>
-                <w:rFonts w:ascii="Calibri" w:hAnsi="Calibri"/>
-                <w:b w:val="0"/>
-                <w:i w:val="0"/>
-                <w:sz w:val="20"/>
-              </w:rPr>
-              <w:t>Aceitar letra no campo de CEP pode salvar um endereço inválido e gerar problema de entrega depois. Correção simples de validação de input.</w:t>
+              <w:t>Falha grave que quebra regra de negócio principal. Permite concluir pedido sem produtos (Total $0.00). Risco crítico financeiro. Bloqueia a release atual.</w:t>
             </w:r>
           </w:p>
         </w:tc>
@@ -1854,7 +998,7 @@
         </w:tc>
         <w:tc>
           <w:tcPr>
-            <w:tcW w:type="dxa" w:w="2016"/>
+            <w:tcW w:type="dxa" w:w="1872"/>
           </w:tcPr>
           <w:p>
             <w:r/>
@@ -1871,7 +1015,7 @@
         </w:tc>
         <w:tc>
           <w:tcPr>
-            <w:tcW w:type="dxa" w:w="4032"/>
+            <w:tcW w:type="dxa" w:w="4176"/>
           </w:tcPr>
           <w:p>
             <w:r/>
@@ -1882,94 +1026,7 @@
                 <w:i w:val="0"/>
                 <w:sz w:val="20"/>
               </w:rPr>
-              <w:t>Imagem errada confunde o cliente sobre o que ele tá comprando, mas só acontece pra esse perfil de teste (problem_user).</w:t>
-            </w:r>
-          </w:p>
-        </w:tc>
-      </w:tr>
-      <w:tr>
-        <w:tc>
-          <w:tcPr>
-            <w:tcW w:type="dxa" w:w="1296"/>
-          </w:tcPr>
-          <w:p>
-            <w:r/>
-            <w:r>
-              <w:rPr>
-                <w:rFonts w:ascii="Calibri" w:hAnsi="Calibri"/>
-                <w:b w:val="0"/>
-                <w:i w:val="0"/>
-                <w:sz w:val="20"/>
-              </w:rPr>
-              <w:t>BUG-005</w:t>
-            </w:r>
-          </w:p>
-        </w:tc>
-        <w:tc>
-          <w:tcPr>
-            <w:tcW w:type="dxa" w:w="1440"/>
-          </w:tcPr>
-          <w:p>
-            <w:r/>
-            <w:r>
-              <w:rPr>
-                <w:rFonts w:ascii="Calibri" w:hAnsi="Calibri"/>
-                <w:b w:val="0"/>
-                <w:i w:val="0"/>
-                <w:sz w:val="20"/>
-              </w:rPr>
-              <w:t>Média</w:t>
-            </w:r>
-          </w:p>
-        </w:tc>
-        <w:tc>
-          <w:tcPr>
-            <w:tcW w:type="dxa" w:w="1296"/>
-          </w:tcPr>
-          <w:p>
-            <w:r/>
-            <w:r>
-              <w:rPr>
-                <w:rFonts w:ascii="Calibri" w:hAnsi="Calibri"/>
-                <w:b w:val="0"/>
-                <w:i w:val="0"/>
-                <w:sz w:val="20"/>
-              </w:rPr>
-              <w:t>Média</w:t>
-            </w:r>
-          </w:p>
-        </w:tc>
-        <w:tc>
-          <w:tcPr>
-            <w:tcW w:type="dxa" w:w="2016"/>
-          </w:tcPr>
-          <w:p>
-            <w:r/>
-            <w:r>
-              <w:rPr>
-                <w:rFonts w:ascii="Calibri" w:hAnsi="Calibri"/>
-                <w:b w:val="0"/>
-                <w:i w:val="0"/>
-                <w:sz w:val="20"/>
-              </w:rPr>
-              <w:t>Próxima release</w:t>
-            </w:r>
-          </w:p>
-        </w:tc>
-        <w:tc>
-          <w:tcPr>
-            <w:tcW w:type="dxa" w:w="4032"/>
-          </w:tcPr>
-          <w:p>
-            <w:r/>
-            <w:r>
-              <w:rPr>
-                <w:rFonts w:ascii="Calibri" w:hAnsi="Calibri"/>
-                <w:b w:val="0"/>
-                <w:i w:val="0"/>
-                <w:sz w:val="20"/>
-              </w:rPr>
-              <w:t>Mostrar preço diferente do catálogo oficial é grave pra quem vê, mas no perfil padrão (standard_user) os preços continuam certos — ainda assim entra na fila por juntar vários problemas (preço, imagem, layout).</w:t>
+              <w:t>Todos os produtos exibem a imagem de um cachorro. Alto impacto visual e estético, mas a funcionalidade de adicionar ao carrinho continua operando.</w:t>
             </w:r>
           </w:p>
         </w:tc>
@@ -2028,7 +1085,7 @@
         </w:tc>
         <w:tc>
           <w:tcPr>
-            <w:tcW w:type="dxa" w:w="2016"/>
+            <w:tcW w:type="dxa" w:w="1872"/>
           </w:tcPr>
           <w:p>
             <w:r/>
@@ -2045,7 +1102,7 @@
         </w:tc>
         <w:tc>
           <w:tcPr>
-            <w:tcW w:type="dxa" w:w="4032"/>
+            <w:tcW w:type="dxa" w:w="4176"/>
           </w:tcPr>
           <w:p>
             <w:r/>
@@ -2056,7 +1113,94 @@
                 <w:i w:val="0"/>
                 <w:sz w:val="20"/>
               </w:rPr>
-              <w:t>Só falta o texto de descrição — nome, preço e botão de compra continuam certos, não impede a compra.</w:t>
+              <w:t>Descrição oculta na página de detalhes. No entanto, nome, preço e botão funcionam. Há workaround fácil (ver na listagem). Custo de oportunidade baixo.</w:t>
+            </w:r>
+          </w:p>
+        </w:tc>
+      </w:tr>
+      <w:tr>
+        <w:tc>
+          <w:tcPr>
+            <w:tcW w:type="dxa" w:w="1296"/>
+          </w:tcPr>
+          <w:p>
+            <w:r/>
+            <w:r>
+              <w:rPr>
+                <w:rFonts w:ascii="Calibri" w:hAnsi="Calibri"/>
+                <w:b w:val="0"/>
+                <w:i w:val="0"/>
+                <w:sz w:val="20"/>
+              </w:rPr>
+              <w:t>BUG-005</w:t>
+            </w:r>
+          </w:p>
+        </w:tc>
+        <w:tc>
+          <w:tcPr>
+            <w:tcW w:type="dxa" w:w="1440"/>
+          </w:tcPr>
+          <w:p>
+            <w:r/>
+            <w:r>
+              <w:rPr>
+                <w:rFonts w:ascii="Calibri" w:hAnsi="Calibri"/>
+                <w:b w:val="0"/>
+                <w:i w:val="0"/>
+                <w:sz w:val="20"/>
+              </w:rPr>
+              <w:t>Alta</w:t>
+            </w:r>
+          </w:p>
+        </w:tc>
+        <w:tc>
+          <w:tcPr>
+            <w:tcW w:type="dxa" w:w="1296"/>
+          </w:tcPr>
+          <w:p>
+            <w:r/>
+            <w:r>
+              <w:rPr>
+                <w:rFonts w:ascii="Calibri" w:hAnsi="Calibri"/>
+                <w:b w:val="0"/>
+                <w:i w:val="0"/>
+                <w:sz w:val="20"/>
+              </w:rPr>
+              <w:t>Alta</w:t>
+            </w:r>
+          </w:p>
+        </w:tc>
+        <w:tc>
+          <w:tcPr>
+            <w:tcW w:type="dxa" w:w="1872"/>
+          </w:tcPr>
+          <w:p>
+            <w:r/>
+            <w:r>
+              <w:rPr>
+                <w:rFonts w:ascii="Calibri" w:hAnsi="Calibri"/>
+                <w:b w:val="0"/>
+                <w:i w:val="0"/>
+                <w:sz w:val="20"/>
+              </w:rPr>
+              <w:t>Corrigir agora</w:t>
+            </w:r>
+          </w:p>
+        </w:tc>
+        <w:tc>
+          <w:tcPr>
+            <w:tcW w:type="dxa" w:w="4176"/>
+          </w:tcPr>
+          <w:p>
+            <w:r/>
+            <w:r>
+              <w:rPr>
+                <w:rFonts w:ascii="Calibri" w:hAnsi="Calibri"/>
+                <w:b w:val="0"/>
+                <w:i w:val="0"/>
+                <w:sz w:val="20"/>
+              </w:rPr>
+              <w:t>Preços divergentes do catálogo na tela principal (ex: camisa de $15.99 exibida por $87.58). Alto risco de prejuízo e perda de conversão. Ação imediata exigida pelo PO.</w:t>
             </w:r>
           </w:p>
         </w:tc>
@@ -2078,7 +1222,7 @@
           <w:i w:val="0"/>
           <w:sz w:val="23"/>
         </w:rPr>
-        <w:t>5. Ações</w:t>
+        <w:t>4. Plano de Ação</w:t>
       </w:r>
     </w:p>
     <w:tbl>
@@ -2104,7 +1248,7 @@
       <w:tr>
         <w:tc>
           <w:tcPr>
-            <w:tcW w:type="dxa" w:w="1440"/>
+            <w:tcW w:type="dxa" w:w="5184"/>
             <w:shd w:val="clear" w:color="auto" w:fill="E7E6E6"/>
           </w:tcPr>
           <w:p>
@@ -2116,13 +1260,13 @@
                 <w:i w:val="0"/>
                 <w:sz w:val="20"/>
               </w:rPr>
-              <w:t>Defeito</w:t>
+              <w:t>Ação Mapeada</w:t>
             </w:r>
           </w:p>
         </w:tc>
         <w:tc>
           <w:tcPr>
-            <w:tcW w:type="dxa" w:w="4320"/>
+            <w:tcW w:type="dxa" w:w="2304"/>
             <w:shd w:val="clear" w:color="auto" w:fill="E7E6E6"/>
           </w:tcPr>
           <w:p>
@@ -2140,7 +1284,7 @@
         </w:tc>
         <w:tc>
           <w:tcPr>
-            <w:tcW w:type="dxa" w:w="2880"/>
+            <w:tcW w:type="dxa" w:w="1728"/>
             <w:shd w:val="clear" w:color="auto" w:fill="E7E6E6"/>
           </w:tcPr>
           <w:p>
@@ -2160,7 +1304,7 @@
       <w:tr>
         <w:tc>
           <w:tcPr>
-            <w:tcW w:type="dxa" w:w="1440"/>
+            <w:tcW w:type="dxa" w:w="5184"/>
           </w:tcPr>
           <w:p>
             <w:r/>
@@ -2171,13 +1315,13 @@
                 <w:i w:val="0"/>
                 <w:sz w:val="20"/>
               </w:rPr>
-              <w:t>BUG-002</w:t>
+              <w:t>Iniciar análise e correção imediata dos defeitos críticos de regra de negócio e impacto financeiro (BUG-002 e BUG-005) para destravar a release.</w:t>
             </w:r>
           </w:p>
         </w:tc>
         <w:tc>
           <w:tcPr>
-            <w:tcW w:type="dxa" w:w="4320"/>
+            <w:tcW w:type="dxa" w:w="2304"/>
           </w:tcPr>
           <w:p>
             <w:r/>
@@ -2188,13 +1332,15 @@
                 <w:i w:val="0"/>
                 <w:sz w:val="20"/>
               </w:rPr>
-              <w:t>Ian Furtado (Dev)</w:t>
+              <w:t>Ian (Líder Técnico)</w:t>
+              <w:br/>
+              <w:t>Samuel (Desenvolvedor)</w:t>
             </w:r>
           </w:p>
         </w:tc>
         <w:tc>
           <w:tcPr>
-            <w:tcW w:type="dxa" w:w="2880"/>
+            <w:tcW w:type="dxa" w:w="1728"/>
           </w:tcPr>
           <w:p>
             <w:r/>
@@ -2205,7 +1351,7 @@
                 <w:i w:val="0"/>
                 <w:sz w:val="20"/>
               </w:rPr>
-              <w:t>2 dias — sprint atual</w:t>
+              <w:t>Imediato (sprint atual)</w:t>
             </w:r>
           </w:p>
         </w:tc>
@@ -2213,7 +1359,7 @@
       <w:tr>
         <w:tc>
           <w:tcPr>
-            <w:tcW w:type="dxa" w:w="1440"/>
+            <w:tcW w:type="dxa" w:w="5184"/>
           </w:tcPr>
           <w:p>
             <w:r/>
@@ -2224,13 +1370,13 @@
                 <w:i w:val="0"/>
                 <w:sz w:val="20"/>
               </w:rPr>
-              <w:t>BUG-001</w:t>
+              <w:t>Mapear o esforço de correção dos bugs visuais e de validação de formulário (BUG-001 e BUG-003) e inseri-los no planejamento da próxima iteração.</w:t>
             </w:r>
           </w:p>
         </w:tc>
         <w:tc>
           <w:tcPr>
-            <w:tcW w:type="dxa" w:w="4320"/>
+            <w:tcW w:type="dxa" w:w="2304"/>
           </w:tcPr>
           <w:p>
             <w:r/>
@@ -2241,13 +1387,15 @@
                 <w:i w:val="0"/>
                 <w:sz w:val="20"/>
               </w:rPr>
-              <w:t>Samuel Guimarães Gonçalves</w:t>
+              <w:t>Beto (Gerente de Projeto)</w:t>
+              <w:br/>
+              <w:t>Armando (PO)</w:t>
             </w:r>
           </w:p>
         </w:tc>
         <w:tc>
           <w:tcPr>
-            <w:tcW w:type="dxa" w:w="2880"/>
+            <w:tcW w:type="dxa" w:w="1728"/>
           </w:tcPr>
           <w:p>
             <w:r/>
@@ -2258,7 +1406,7 @@
                 <w:i w:val="0"/>
                 <w:sz w:val="20"/>
               </w:rPr>
-              <w:t>Próxima sprint</w:t>
+              <w:t>Próxima release</w:t>
             </w:r>
           </w:p>
         </w:tc>
@@ -2266,7 +1414,7 @@
       <w:tr>
         <w:tc>
           <w:tcPr>
-            <w:tcW w:type="dxa" w:w="1440"/>
+            <w:tcW w:type="dxa" w:w="5184"/>
           </w:tcPr>
           <w:p>
             <w:r/>
@@ -2277,13 +1425,13 @@
                 <w:i w:val="0"/>
                 <w:sz w:val="20"/>
               </w:rPr>
-              <w:t>BUG-003</w:t>
+              <w:t>Registrar o aceite das alterações e mover o BUG-004 para o backlog de melhorias futuras, aguardando nova repriorização.</w:t>
             </w:r>
           </w:p>
         </w:tc>
         <w:tc>
           <w:tcPr>
-            <w:tcW w:type="dxa" w:w="4320"/>
+            <w:tcW w:type="dxa" w:w="2304"/>
           </w:tcPr>
           <w:p>
             <w:r/>
@@ -2294,13 +1442,13 @@
                 <w:i w:val="0"/>
                 <w:sz w:val="20"/>
               </w:rPr>
-              <w:t>Beto da Silva</w:t>
+              <w:t>Samuel (QA)</w:t>
             </w:r>
           </w:p>
         </w:tc>
         <w:tc>
           <w:tcPr>
-            <w:tcW w:type="dxa" w:w="2880"/>
+            <w:tcW w:type="dxa" w:w="1728"/>
           </w:tcPr>
           <w:p>
             <w:r/>
@@ -2311,113 +1459,7 @@
                 <w:i w:val="0"/>
                 <w:sz w:val="20"/>
               </w:rPr>
-              <w:t>Próxima sprint</w:t>
-            </w:r>
-          </w:p>
-        </w:tc>
-      </w:tr>
-      <w:tr>
-        <w:tc>
-          <w:tcPr>
-            <w:tcW w:type="dxa" w:w="1440"/>
-          </w:tcPr>
-          <w:p>
-            <w:r/>
-            <w:r>
-              <w:rPr>
-                <w:rFonts w:ascii="Calibri" w:hAnsi="Calibri"/>
-                <w:b w:val="0"/>
-                <w:i w:val="0"/>
-                <w:sz w:val="20"/>
-              </w:rPr>
-              <w:t>BUG-005</w:t>
-            </w:r>
-          </w:p>
-        </w:tc>
-        <w:tc>
-          <w:tcPr>
-            <w:tcW w:type="dxa" w:w="4320"/>
-          </w:tcPr>
-          <w:p>
-            <w:r/>
-            <w:r>
-              <w:rPr>
-                <w:rFonts w:ascii="Calibri" w:hAnsi="Calibri"/>
-                <w:b w:val="0"/>
-                <w:i w:val="0"/>
-                <w:sz w:val="20"/>
-              </w:rPr>
-              <w:t>Armando José Martins Júnior</w:t>
-            </w:r>
-          </w:p>
-        </w:tc>
-        <w:tc>
-          <w:tcPr>
-            <w:tcW w:type="dxa" w:w="2880"/>
-          </w:tcPr>
-          <w:p>
-            <w:r/>
-            <w:r>
-              <w:rPr>
-                <w:rFonts w:ascii="Calibri" w:hAnsi="Calibri"/>
-                <w:b w:val="0"/>
-                <w:i w:val="0"/>
-                <w:sz w:val="20"/>
-              </w:rPr>
-              <w:t>Próxima sprint</w:t>
-            </w:r>
-          </w:p>
-        </w:tc>
-      </w:tr>
-      <w:tr>
-        <w:tc>
-          <w:tcPr>
-            <w:tcW w:type="dxa" w:w="1440"/>
-          </w:tcPr>
-          <w:p>
-            <w:r/>
-            <w:r>
-              <w:rPr>
-                <w:rFonts w:ascii="Calibri" w:hAnsi="Calibri"/>
-                <w:b w:val="0"/>
-                <w:i w:val="0"/>
-                <w:sz w:val="20"/>
-              </w:rPr>
-              <w:t>BUG-004</w:t>
-            </w:r>
-          </w:p>
-        </w:tc>
-        <w:tc>
-          <w:tcPr>
-            <w:tcW w:type="dxa" w:w="4320"/>
-          </w:tcPr>
-          <w:p>
-            <w:r/>
-            <w:r>
-              <w:rPr>
-                <w:rFonts w:ascii="Calibri" w:hAnsi="Calibri"/>
-                <w:b w:val="0"/>
-                <w:i w:val="0"/>
-                <w:sz w:val="20"/>
-              </w:rPr>
-              <w:t>— (sem responsável definido)</w:t>
-            </w:r>
-          </w:p>
-        </w:tc>
-        <w:tc>
-          <w:tcPr>
-            <w:tcW w:type="dxa" w:w="2880"/>
-          </w:tcPr>
-          <w:p>
-            <w:r/>
-            <w:r>
-              <w:rPr>
-                <w:rFonts w:ascii="Calibri" w:hAnsi="Calibri"/>
-                <w:b w:val="0"/>
-                <w:i w:val="0"/>
-                <w:sz w:val="20"/>
-              </w:rPr>
-              <w:t>Backlog, sem prazo</w:t>
+              <w:t>Fim da triagem</w:t>
             </w:r>
           </w:p>
         </w:tc>
@@ -2427,34 +1469,6 @@
       <w:pPr>
         <w:spacing w:after="80"/>
       </w:pPr>
-    </w:p>
-    <w:p>
-      <w:pPr>
-        <w:spacing w:before="200" w:after="80"/>
-      </w:pPr>
-      <w:r>
-        <w:rPr>
-          <w:rFonts w:ascii="Calibri" w:hAnsi="Calibri"/>
-          <w:b/>
-          <w:i w:val="0"/>
-          <w:sz w:val="23"/>
-        </w:rPr>
-        <w:t>6. Observações da reunião</w:t>
-      </w:r>
-    </w:p>
-    <w:p>
-      <w:pPr>
-        <w:spacing w:after="120"/>
-      </w:pPr>
-      <w:r>
-        <w:rPr>
-          <w:rFonts w:ascii="Calibri" w:hAnsi="Calibri"/>
-          <w:b w:val="0"/>
-          <w:i w:val="0"/>
-          <w:sz w:val="21"/>
-        </w:rPr>
-        <w:t>O PO (Armando) queria adiar o BUG-005 também, achando que era "só visual", mas o QA (Beto) lembrou que mostrar preço diferente do catálogo é o tipo de coisa que derruba a confiança do cliente se vazar pra um usuário de verdade, mesmo só aparecendo nessa conta de teste — aí o grupo manteve ele pra próxima release em vez de adiar. Foi o único ponto de debate real da reunião, o resto seguiu direto pelos critérios de risco e impacto.</w:t>
-      </w:r>
     </w:p>
     <w:sectPr>
       <w:footerReference w:type="default" r:id="rId11"/>
